--- a/docs/neuropulse_fpc_procurement_requirements.docx
+++ b/docs/neuropulse_fpc_procurement_requirements.docx
@@ -54,17 +54,7 @@
         <w:jc w:val="center"/>
       </w:pPr>
       <w:r>
-        <w:rPr>
-          <w:b/>
-          <w:sz w:val="20"/>
-        </w:rPr>
-        <w:t xml:space="preserve">Revision:  </w:t>
-      </w:r>
-      <w:r>
-        <w:rPr>
-          <w:sz w:val="20"/>
-        </w:rPr>
-        <w:t>A  —  2026-05-06</w:t>
+        <w:t>Revision:  B  —  2026-05-08</w:t>
       </w:r>
     </w:p>
     <w:p>
@@ -2614,13 +2604,1233 @@
         <w:ind w:left="288"/>
       </w:pPr>
       <w:r>
-        <w:rPr>
-          <w:i/>
-          <w:sz w:val="19"/>
-        </w:rPr>
-        <w:t>No supplier is yet fully qualified. "Primary" status means the supplier has been identified as likely capable. Full qualification requires: (1) sample lot with Vf certificate; (2) incoming inspection pass; (3) prototype build and functional test. Qualification must be completed before production orders are placed.</w:t>
+        <w:t>No supplier is yet fully qualified. "Primary" status means the supplier has been identified as likely capable based on datasheet research (Issue #9, 2026-05-08). Full qualification requires: (1) sample lot with Vf certificate; (2) incoming inspection pass; (3) prototype build and functional test. Qualification must be completed before production orders are placed.</w:t>
       </w:r>
     </w:p>
+    <w:p>
+      <w:r>
+        <w:rPr>
+          <w:b/>
+        </w:rPr>
+        <w:t>2.6.1  Candidate Emitters — 660 nm (Deep Red)</w:t>
+      </w:r>
+    </w:p>
+    <w:tbl>
+      <w:tblPr>
+        <w:tblStyle w:val="TableGrid"/>
+        <w:tblW w:type="auto" w:w="0"/>
+        <w:tblLook w:firstColumn="1" w:firstRow="1" w:lastColumn="0" w:lastRow="0" w:noHBand="0" w:noVBand="1" w:val="04A0"/>
+      </w:tblPr>
+      <w:tblGrid>
+        <w:gridCol w:w="1337"/>
+        <w:gridCol w:w="1337"/>
+        <w:gridCol w:w="1337"/>
+        <w:gridCol w:w="1337"/>
+        <w:gridCol w:w="1337"/>
+        <w:gridCol w:w="1337"/>
+        <w:gridCol w:w="1337"/>
+      </w:tblGrid>
+      <w:tr>
+        <w:tc>
+          <w:tcPr>
+            <w:tcW w:type="dxa" w:w="1337"/>
+          </w:tcPr>
+          <w:p>
+            <w:r/>
+            <w:r>
+              <w:rPr>
+                <w:b/>
+              </w:rPr>
+              <w:t>Parameter</w:t>
+            </w:r>
+          </w:p>
+        </w:tc>
+        <w:tc>
+          <w:tcPr>
+            <w:tcW w:type="dxa" w:w="1337"/>
+          </w:tcPr>
+          <w:p>
+            <w:r/>
+            <w:r>
+              <w:rPr>
+                <w:b/>
+              </w:rPr>
+              <w:t>Luminus SST-10-DR</w:t>
+              <w:br/>
+              <w:t>(PRIMARY)</w:t>
+            </w:r>
+          </w:p>
+        </w:tc>
+        <w:tc>
+          <w:tcPr>
+            <w:tcW w:type="dxa" w:w="1337"/>
+          </w:tcPr>
+          <w:p>
+            <w:r/>
+            <w:r>
+              <w:rPr>
+                <w:b/>
+              </w:rPr>
+              <w:t>ams-OSRAM GH CS8PM1.24</w:t>
+              <w:br/>
+              <w:t>(SECONDARY)</w:t>
+            </w:r>
+          </w:p>
+        </w:tc>
+        <w:tc>
+          <w:tcPr>
+            <w:tcW w:type="dxa" w:w="1337"/>
+          </w:tcPr>
+          <w:p>
+            <w:r/>
+            <w:r>
+              <w:rPr>
+                <w:b/>
+              </w:rPr>
+              <w:t>Cree XP-E2 660nm</w:t>
+              <w:br/>
+              <w:t>(BACKUP)</w:t>
+            </w:r>
+          </w:p>
+        </w:tc>
+        <w:tc>
+          <w:tcPr>
+            <w:tcW w:type="dxa" w:w="1337"/>
+          </w:tcPr>
+          <w:p>
+            <w:r/>
+            <w:r>
+              <w:rPr>
+                <w:b/>
+              </w:rPr>
+              <w:t>Required (NP-PROC-FPC-001 §2.3)</w:t>
+            </w:r>
+          </w:p>
+        </w:tc>
+        <w:tc>
+          <w:tcPr>
+            <w:tcW w:type="dxa" w:w="1337"/>
+          </w:tcPr>
+          <w:p>
+            <w:r/>
+            <w:r>
+              <w:rPr>
+                <w:b/>
+              </w:rPr>
+              <w:t>Confirmed?</w:t>
+            </w:r>
+          </w:p>
+        </w:tc>
+        <w:tc>
+          <w:tcPr>
+            <w:tcW w:type="dxa" w:w="1337"/>
+          </w:tcPr>
+          <w:p>
+            <w:r/>
+            <w:r>
+              <w:rPr>
+                <w:b/>
+              </w:rPr>
+              <w:t>Action required</w:t>
+            </w:r>
+          </w:p>
+        </w:tc>
+      </w:tr>
+      <w:tr>
+        <w:tc>
+          <w:tcPr>
+            <w:tcW w:type="dxa" w:w="1337"/>
+          </w:tcPr>
+          <w:p>
+            <w:r>
+              <w:t>Part number(s)</w:t>
+            </w:r>
+          </w:p>
+        </w:tc>
+        <w:tc>
+          <w:tcPr>
+            <w:tcW w:type="dxa" w:w="1337"/>
+          </w:tcPr>
+          <w:p>
+            <w:r>
+              <w:t>SST-10-DR-B90-H660</w:t>
+              <w:br/>
+              <w:t>SST-10-DR-B130-K660</w:t>
+            </w:r>
+          </w:p>
+        </w:tc>
+        <w:tc>
+          <w:tcPr>
+            <w:tcW w:type="dxa" w:w="1337"/>
+          </w:tcPr>
+          <w:p>
+            <w:r>
+              <w:t>GH CS8PM1.24-3T1U-1</w:t>
+              <w:br/>
+              <w:t>GH CS8PM1.24-4T2U-1</w:t>
+            </w:r>
+          </w:p>
+        </w:tc>
+        <w:tc>
+          <w:tcPr>
+            <w:tcW w:type="dxa" w:w="1337"/>
+          </w:tcPr>
+          <w:p>
+            <w:r>
+              <w:t>XPEBRD-L1-0000-00701</w:t>
+              <w:br/>
+              <w:t>(Photo Red, 660nm)</w:t>
+            </w:r>
+          </w:p>
+        </w:tc>
+        <w:tc>
+          <w:tcPr>
+            <w:tcW w:type="dxa" w:w="1337"/>
+          </w:tcPr>
+          <w:p>
+            <w:r>
+              <w:t>—</w:t>
+            </w:r>
+          </w:p>
+        </w:tc>
+        <w:tc>
+          <w:tcPr>
+            <w:tcW w:type="dxa" w:w="1337"/>
+          </w:tcPr>
+          <w:p>
+            <w:r>
+              <w:t>—</w:t>
+            </w:r>
+          </w:p>
+        </w:tc>
+        <w:tc>
+          <w:tcPr>
+            <w:tcW w:type="dxa" w:w="1337"/>
+          </w:tcPr>
+          <w:p>
+            <w:r>
+              <w:t>Place sample orders from all three; obtain Vf cert</w:t>
+            </w:r>
+          </w:p>
+        </w:tc>
+      </w:tr>
+      <w:tr>
+        <w:tc>
+          <w:tcPr>
+            <w:tcW w:type="dxa" w:w="1337"/>
+          </w:tcPr>
+          <w:p>
+            <w:r>
+              <w:t>Peak wavelength</w:t>
+            </w:r>
+          </w:p>
+        </w:tc>
+        <w:tc>
+          <w:tcPr>
+            <w:tcW w:type="dxa" w:w="1337"/>
+          </w:tcPr>
+          <w:p>
+            <w:r>
+              <w:t>660 nm</w:t>
+            </w:r>
+          </w:p>
+        </w:tc>
+        <w:tc>
+          <w:tcPr>
+            <w:tcW w:type="dxa" w:w="1337"/>
+          </w:tcPr>
+          <w:p>
+            <w:r>
+              <w:t>~655–665 nm (Hyper Red)</w:t>
+              <w:br/>
+              <w:t>confirm exact peak</w:t>
+            </w:r>
+          </w:p>
+        </w:tc>
+        <w:tc>
+          <w:tcPr>
+            <w:tcW w:type="dxa" w:w="1337"/>
+          </w:tcPr>
+          <w:p>
+            <w:r>
+              <w:t>660 nm (Photo Red)</w:t>
+            </w:r>
+          </w:p>
+        </w:tc>
+        <w:tc>
+          <w:tcPr>
+            <w:tcW w:type="dxa" w:w="1337"/>
+          </w:tcPr>
+          <w:p>
+            <w:r>
+              <w:t>655–670 nm ± 5 nm within order</w:t>
+            </w:r>
+          </w:p>
+        </w:tc>
+        <w:tc>
+          <w:tcPr>
+            <w:tcW w:type="dxa" w:w="1337"/>
+          </w:tcPr>
+          <w:p>
+            <w:r>
+              <w:t>SST-10-DR ✓</w:t>
+              <w:br/>
+              <w:t>GH CS8PM1.24 CONFIRM</w:t>
+            </w:r>
+          </w:p>
+        </w:tc>
+        <w:tc>
+          <w:tcPr>
+            <w:tcW w:type="dxa" w:w="1337"/>
+          </w:tcPr>
+          <w:p>
+            <w:r>
+              <w:t>Request λ cert from ams-OSRAM for GH CS8PM1.24</w:t>
+            </w:r>
+          </w:p>
+        </w:tc>
+      </w:tr>
+      <w:tr>
+        <w:tc>
+          <w:tcPr>
+            <w:tcW w:type="dxa" w:w="1337"/>
+          </w:tcPr>
+          <w:p>
+            <w:r>
+              <w:t>Package</w:t>
+            </w:r>
+          </w:p>
+        </w:tc>
+        <w:tc>
+          <w:tcPr>
+            <w:tcW w:type="dxa" w:w="1337"/>
+          </w:tcPr>
+          <w:p>
+            <w:r>
+              <w:t>3.45 × 3.45 × 2.33 mm</w:t>
+              <w:br/>
+              <w:t>ceramic, flat emission</w:t>
+            </w:r>
+          </w:p>
+        </w:tc>
+        <w:tc>
+          <w:tcPr>
+            <w:tcW w:type="dxa" w:w="1337"/>
+          </w:tcPr>
+          <w:p>
+            <w:r>
+              <w:t>3.0 × 3.0 mm</w:t>
+              <w:br/>
+              <w:t>ceramic, flat emission</w:t>
+            </w:r>
+          </w:p>
+        </w:tc>
+        <w:tc>
+          <w:tcPr>
+            <w:tcW w:type="dxa" w:w="1337"/>
+          </w:tcPr>
+          <w:p>
+            <w:r>
+              <w:t>3.45 × 3.45 mm</w:t>
+              <w:br/>
+              <w:t>ceramic, domed silicone</w:t>
+            </w:r>
+          </w:p>
+        </w:tc>
+        <w:tc>
+          <w:tcPr>
+            <w:tcW w:type="dxa" w:w="1337"/>
+          </w:tcPr>
+          <w:p>
+            <w:r>
+              <w:t>SMD ceramic ≤ 5 × 5 mm</w:t>
+              <w:br/>
+              <w:t>flat emission preferred</w:t>
+            </w:r>
+          </w:p>
+        </w:tc>
+        <w:tc>
+          <w:tcPr>
+            <w:tcW w:type="dxa" w:w="1337"/>
+          </w:tcPr>
+          <w:p>
+            <w:r>
+              <w:t>SST-10-DR ✓</w:t>
+              <w:br/>
+              <w:t>XP-E2 NOTE</w:t>
+            </w:r>
+          </w:p>
+        </w:tc>
+        <w:tc>
+          <w:tcPr>
+            <w:tcW w:type="dxa" w:w="1337"/>
+          </w:tcPr>
+          <w:p>
+            <w:r>
+              <w:t>XP-E2 domed lens may interfere with PDMS coupling — evaluate in optical bench test</w:t>
+            </w:r>
+          </w:p>
+        </w:tc>
+      </w:tr>
+      <w:tr>
+        <w:tc>
+          <w:tcPr>
+            <w:tcW w:type="dxa" w:w="1337"/>
+          </w:tcPr>
+          <w:p>
+            <w:r>
+              <w:t>Vf at 150 mA, 25°C (est.)</w:t>
+            </w:r>
+          </w:p>
+        </w:tc>
+        <w:tc>
+          <w:tcPr>
+            <w:tcW w:type="dxa" w:w="1337"/>
+          </w:tcPr>
+          <w:p>
+            <w:r>
+              <w:t>~1.85–1.95 V (est. from Vf=2.05V @350mA curve)</w:t>
+            </w:r>
+          </w:p>
+        </w:tc>
+        <w:tc>
+          <w:tcPr>
+            <w:tcW w:type="dxa" w:w="1337"/>
+          </w:tcPr>
+          <w:p>
+            <w:r>
+              <w:t>~2.0–2.1 V (est.)</w:t>
+            </w:r>
+          </w:p>
+        </w:tc>
+        <w:tc>
+          <w:tcPr>
+            <w:tcW w:type="dxa" w:w="1337"/>
+          </w:tcPr>
+          <w:p>
+            <w:r>
+              <w:t>~1.95–2.05 V (est.)</w:t>
+            </w:r>
+          </w:p>
+        </w:tc>
+        <w:tc>
+          <w:tcPr>
+            <w:tcW w:type="dxa" w:w="1337"/>
+          </w:tcPr>
+          <w:p>
+            <w:r>
+              <w:t>2.0–2.2 V (confirm from datasheet)</w:t>
+            </w:r>
+          </w:p>
+        </w:tc>
+        <w:tc>
+          <w:tcPr>
+            <w:tcW w:type="dxa" w:w="1337"/>
+          </w:tcPr>
+          <w:p>
+            <w:r>
+              <w:t>ESTIMATE — datasheet</w:t>
+              <w:br/>
+              <w:t>curve read required</w:t>
+            </w:r>
+          </w:p>
+        </w:tc>
+        <w:tc>
+          <w:tcPr>
+            <w:tcW w:type="dxa" w:w="1337"/>
+          </w:tcPr>
+          <w:p>
+            <w:r>
+              <w:t>Measure Vf at 150 mA on 10 samples at incoming inspection</w:t>
+            </w:r>
+          </w:p>
+        </w:tc>
+      </w:tr>
+      <w:tr>
+        <w:tc>
+          <w:tcPr>
+            <w:tcW w:type="dxa" w:w="1337"/>
+          </w:tcPr>
+          <w:p>
+            <w:r>
+              <w:t>If_max DC</w:t>
+            </w:r>
+          </w:p>
+        </w:tc>
+        <w:tc>
+          <w:tcPr>
+            <w:tcW w:type="dxa" w:w="1337"/>
+          </w:tcPr>
+          <w:p>
+            <w:r>
+              <w:t>700 mA</w:t>
+              <w:br/>
+              <w:t>(3.9× margin over 180mA ✓)</w:t>
+            </w:r>
+          </w:p>
+        </w:tc>
+        <w:tc>
+          <w:tcPr>
+            <w:tcW w:type="dxa" w:w="1337"/>
+          </w:tcPr>
+          <w:p>
+            <w:r>
+              <w:t>350 mA</w:t>
+              <w:br/>
+              <w:t>(1.9× margin — marginal)</w:t>
+            </w:r>
+          </w:p>
+        </w:tc>
+        <w:tc>
+          <w:tcPr>
+            <w:tcW w:type="dxa" w:w="1337"/>
+          </w:tcPr>
+          <w:p>
+            <w:r>
+              <w:t>700 mA</w:t>
+              <w:br/>
+              <w:t>(3.9× margin ✓)</w:t>
+            </w:r>
+          </w:p>
+        </w:tc>
+        <w:tc>
+          <w:tcPr>
+            <w:tcW w:type="dxa" w:w="1337"/>
+          </w:tcPr>
+          <w:p>
+            <w:r>
+              <w:t>≥ 350 mA (2× margin over</w:t>
+              <w:br/>
+              <w:t>180 mA operating)</w:t>
+            </w:r>
+          </w:p>
+        </w:tc>
+        <w:tc>
+          <w:tcPr>
+            <w:tcW w:type="dxa" w:w="1337"/>
+          </w:tcPr>
+          <w:p>
+            <w:r>
+              <w:t>SST-10-DR ✓</w:t>
+              <w:br/>
+              <w:t>XP-E2 ✓</w:t>
+              <w:br/>
+              <w:t>GH CS8PM1.24 MARGINAL</w:t>
+            </w:r>
+          </w:p>
+        </w:tc>
+        <w:tc>
+          <w:tcPr>
+            <w:tcW w:type="dxa" w:w="1337"/>
+          </w:tcPr>
+          <w:p>
+            <w:r>
+              <w:t>GH CS8PM1.24 pulsed If_peak from full datasheet required — confirm &gt;350mA pulsed at ≤25% DC</w:t>
+            </w:r>
+          </w:p>
+        </w:tc>
+      </w:tr>
+      <w:tr>
+        <w:tc>
+          <w:tcPr>
+            <w:tcW w:type="dxa" w:w="1337"/>
+          </w:tcPr>
+          <w:p>
+            <w:r>
+              <w:t>L70 lifetime (at 150 mA)</w:t>
+            </w:r>
+          </w:p>
+        </w:tc>
+        <w:tc>
+          <w:tcPr>
+            <w:tcW w:type="dxa" w:w="1337"/>
+          </w:tcPr>
+          <w:p>
+            <w:r>
+              <w:t>&gt;80,000 h (extrapolated</w:t>
+              <w:br/>
+              <w:t>from &gt;50,000h @350mA)</w:t>
+            </w:r>
+          </w:p>
+        </w:tc>
+        <w:tc>
+          <w:tcPr>
+            <w:tcW w:type="dxa" w:w="1337"/>
+          </w:tcPr>
+          <w:p>
+            <w:r>
+              <w:t>&gt;50,000 h @ 350mA</w:t>
+              <w:br/>
+              <w:t>(extrapolation needed)</w:t>
+            </w:r>
+          </w:p>
+        </w:tc>
+        <w:tc>
+          <w:tcPr>
+            <w:tcW w:type="dxa" w:w="1337"/>
+          </w:tcPr>
+          <w:p>
+            <w:r>
+              <w:t>&gt;50,000 h @ 700mA</w:t>
+              <w:br/>
+              <w:t>(extrapolation needed)</w:t>
+            </w:r>
+          </w:p>
+        </w:tc>
+        <w:tc>
+          <w:tcPr>
+            <w:tcW w:type="dxa" w:w="1337"/>
+          </w:tcPr>
+          <w:p>
+            <w:r>
+              <w:t>≥ 80,000 h at rated</w:t>
+              <w:br/>
+              <w:t>drive current</w:t>
+            </w:r>
+          </w:p>
+        </w:tc>
+        <w:tc>
+          <w:tcPr>
+            <w:tcW w:type="dxa" w:w="1337"/>
+          </w:tcPr>
+          <w:p>
+            <w:r>
+              <w:t>SST-10-DR LIKELY ✓</w:t>
+              <w:br/>
+              <w:t>Others: CONFIRM</w:t>
+            </w:r>
+          </w:p>
+        </w:tc>
+        <w:tc>
+          <w:tcPr>
+            <w:tcW w:type="dxa" w:w="1337"/>
+          </w:tcPr>
+          <w:p>
+            <w:r>
+              <w:t>Request L70 data at 150 mA from each supplier or apply Arrhenius extrapolation from published curves</w:t>
+            </w:r>
+          </w:p>
+        </w:tc>
+      </w:tr>
+      <w:tr>
+        <w:tc>
+          <w:tcPr>
+            <w:tcW w:type="dxa" w:w="1337"/>
+          </w:tcPr>
+          <w:p>
+            <w:r>
+              <w:t>Vf binning ±0.10 V</w:t>
+            </w:r>
+          </w:p>
+        </w:tc>
+        <w:tc>
+          <w:tcPr>
+            <w:tcW w:type="dxa" w:w="1337"/>
+          </w:tcPr>
+          <w:p>
+            <w:r>
+              <w:t>Yes — Luminus named as capable in §2.6</w:t>
+            </w:r>
+          </w:p>
+        </w:tc>
+        <w:tc>
+          <w:tcPr>
+            <w:tcW w:type="dxa" w:w="1337"/>
+          </w:tcPr>
+          <w:p>
+            <w:r>
+              <w:t>Yes — ams-OSRAM named as capable in §2.6</w:t>
+            </w:r>
+          </w:p>
+        </w:tc>
+        <w:tc>
+          <w:tcPr>
+            <w:tcW w:type="dxa" w:w="1337"/>
+          </w:tcPr>
+          <w:p>
+            <w:r>
+              <w:t>Confirm with Cree</w:t>
+            </w:r>
+          </w:p>
+        </w:tc>
+        <w:tc>
+          <w:tcPr>
+            <w:tcW w:type="dxa" w:w="1337"/>
+          </w:tcPr>
+          <w:p>
+            <w:r>
+              <w:t>Mandatory — ±0.10 V within order; ±0.15 V between lots</w:t>
+            </w:r>
+          </w:p>
+        </w:tc>
+        <w:tc>
+          <w:tcPr>
+            <w:tcW w:type="dxa" w:w="1337"/>
+          </w:tcPr>
+          <w:p>
+            <w:r>
+              <w:t>Luminus ✓</w:t>
+              <w:br/>
+              <w:t>ams-OSRAM ✓</w:t>
+              <w:br/>
+              <w:t>Cree: CONFIRM</w:t>
+            </w:r>
+          </w:p>
+        </w:tc>
+        <w:tc>
+          <w:tcPr>
+            <w:tcW w:type="dxa" w:w="1337"/>
+          </w:tcPr>
+          <w:p>
+            <w:r>
+              <w:t>Request Vf distribution cert with first sample order</w:t>
+            </w:r>
+          </w:p>
+        </w:tc>
+      </w:tr>
+    </w:tbl>
+    <w:p>
+      <w:r>
+        <w:rPr>
+          <w:b/>
+        </w:rPr>
+        <w:t>2.6.2  Candidate Emitters — 808–830 nm (NIR)</w:t>
+      </w:r>
+    </w:p>
+    <w:tbl>
+      <w:tblPr>
+        <w:tblStyle w:val="TableGrid"/>
+        <w:tblW w:type="auto" w:w="0"/>
+        <w:tblLook w:firstColumn="1" w:firstRow="1" w:lastColumn="0" w:lastRow="0" w:noHBand="0" w:noVBand="1" w:val="04A0"/>
+      </w:tblPr>
+      <w:tblGrid>
+        <w:gridCol w:w="1872"/>
+        <w:gridCol w:w="1872"/>
+        <w:gridCol w:w="1872"/>
+        <w:gridCol w:w="1872"/>
+        <w:gridCol w:w="1872"/>
+      </w:tblGrid>
+      <w:tr>
+        <w:tc>
+          <w:tcPr>
+            <w:tcW w:type="dxa" w:w="1872"/>
+          </w:tcPr>
+          <w:p>
+            <w:r/>
+            <w:r>
+              <w:rPr>
+                <w:b/>
+              </w:rPr>
+              <w:t>Parameter</w:t>
+            </w:r>
+          </w:p>
+        </w:tc>
+        <w:tc>
+          <w:tcPr>
+            <w:tcW w:type="dxa" w:w="1872"/>
+          </w:tcPr>
+          <w:p>
+            <w:r/>
+            <w:r>
+              <w:rPr>
+                <w:b/>
+              </w:rPr>
+              <w:t>ams-OSRAM SFH 4780S</w:t>
+              <w:br/>
+              <w:t>(PRIMARY CANDIDATE)</w:t>
+            </w:r>
+          </w:p>
+        </w:tc>
+        <w:tc>
+          <w:tcPr>
+            <w:tcW w:type="dxa" w:w="1872"/>
+          </w:tcPr>
+          <w:p>
+            <w:r/>
+            <w:r>
+              <w:rPr>
+                <w:b/>
+              </w:rPr>
+              <w:t>Commodity 2835/3535 NIR</w:t>
+              <w:br/>
+              <w:t>810–820 nm (e.g. RZX LED,</w:t>
+              <w:br/>
+              <w:t>Shining Opto, GMKJ)</w:t>
+            </w:r>
+          </w:p>
+        </w:tc>
+        <w:tc>
+          <w:tcPr>
+            <w:tcW w:type="dxa" w:w="1872"/>
+          </w:tcPr>
+          <w:p>
+            <w:r/>
+            <w:r>
+              <w:rPr>
+                <w:b/>
+              </w:rPr>
+              <w:t>Required (NP-PROC-FPC-001 §2.3)</w:t>
+            </w:r>
+          </w:p>
+        </w:tc>
+        <w:tc>
+          <w:tcPr>
+            <w:tcW w:type="dxa" w:w="1872"/>
+          </w:tcPr>
+          <w:p>
+            <w:r/>
+            <w:r>
+              <w:rPr>
+                <w:b/>
+              </w:rPr>
+              <w:t>Action required</w:t>
+            </w:r>
+          </w:p>
+        </w:tc>
+      </w:tr>
+      <w:tr>
+        <w:tc>
+          <w:tcPr>
+            <w:tcW w:type="dxa" w:w="1872"/>
+          </w:tcPr>
+          <w:p>
+            <w:r>
+              <w:t>Part number / family</w:t>
+            </w:r>
+          </w:p>
+        </w:tc>
+        <w:tc>
+          <w:tcPr>
+            <w:tcW w:type="dxa" w:w="1872"/>
+          </w:tcPr>
+          <w:p>
+            <w:r>
+              <w:t>SFH 4780S (standard)</w:t>
+              <w:br/>
+              <w:t>SFH 4780S ID (tape-and-reel)</w:t>
+            </w:r>
+          </w:p>
+        </w:tc>
+        <w:tc>
+          <w:tcPr>
+            <w:tcW w:type="dxa" w:w="1872"/>
+          </w:tcPr>
+          <w:p>
+            <w:r>
+              <w:t>No established part number — custom quote required from supplier. Example: RZX-2835-810nm or GMKJ 3535-820nm.</w:t>
+            </w:r>
+          </w:p>
+        </w:tc>
+        <w:tc>
+          <w:tcPr>
+            <w:tcW w:type="dxa" w:w="1872"/>
+          </w:tcPr>
+          <w:p>
+            <w:r>
+              <w:t>—</w:t>
+            </w:r>
+          </w:p>
+        </w:tc>
+        <w:tc>
+          <w:tcPr>
+            <w:tcW w:type="dxa" w:w="1872"/>
+          </w:tcPr>
+          <w:p>
+            <w:r>
+              <w:t>Request samples: SFH 4780S from ams-OSRAM. Request samples + Vf cert from ≥ 1 commodity supplier for qualification comparison.</w:t>
+            </w:r>
+          </w:p>
+        </w:tc>
+      </w:tr>
+      <w:tr>
+        <w:tc>
+          <w:tcPr>
+            <w:tcW w:type="dxa" w:w="1872"/>
+          </w:tcPr>
+          <w:p>
+            <w:r>
+              <w:t>Peak wavelength</w:t>
+            </w:r>
+          </w:p>
+        </w:tc>
+        <w:tc>
+          <w:tcPr>
+            <w:tcW w:type="dxa" w:w="1872"/>
+          </w:tcPr>
+          <w:p>
+            <w:r>
+              <w:t>820 nm (centroid 810 nm)</w:t>
+              <w:br/>
+              <w:t>Within 808–830 nm range ✓</w:t>
+            </w:r>
+          </w:p>
+        </w:tc>
+        <w:tc>
+          <w:tcPr>
+            <w:tcW w:type="dxa" w:w="1872"/>
+          </w:tcPr>
+          <w:p>
+            <w:r>
+              <w:t>808–820 nm (manufacturer-stated; verify with spectrometer)</w:t>
+            </w:r>
+          </w:p>
+        </w:tc>
+        <w:tc>
+          <w:tcPr>
+            <w:tcW w:type="dxa" w:w="1872"/>
+          </w:tcPr>
+          <w:p>
+            <w:r>
+              <w:t>805–835 nm ± 10 nm</w:t>
+              <w:br/>
+              <w:t>within order</w:t>
+            </w:r>
+          </w:p>
+        </w:tc>
+        <w:tc>
+          <w:tcPr>
+            <w:tcW w:type="dxa" w:w="1872"/>
+          </w:tcPr>
+          <w:p>
+            <w:r>
+              <w:t>Request wavelength cert (λ mean, σ) from both. Verify with in-house spectrometer on 5 sample units per lot.</w:t>
+            </w:r>
+          </w:p>
+        </w:tc>
+      </w:tr>
+      <w:tr>
+        <w:tc>
+          <w:tcPr>
+            <w:tcW w:type="dxa" w:w="1872"/>
+          </w:tcPr>
+          <w:p>
+            <w:r>
+              <w:t>Package / beam angle</w:t>
+            </w:r>
+          </w:p>
+        </w:tc>
+        <w:tc>
+          <w:tcPr>
+            <w:tcW w:type="dxa" w:w="1872"/>
+          </w:tcPr>
+          <w:p>
+            <w:r>
+              <w:t>3.5 × 3.5 × 2.39 mm ceramic</w:t>
+              <w:br/>
+              <w:t>OSLUX — ±10° half angle (NARROW)</w:t>
+              <w:br/>
+              <w:t>⚠ CONCERN: Concentrated spot pattern</w:t>
+            </w:r>
+          </w:p>
+        </w:tc>
+        <w:tc>
+          <w:tcPr>
+            <w:tcW w:type="dxa" w:w="1872"/>
+          </w:tcPr>
+          <w:p>
+            <w:r>
+              <w:t>2835 (2.8 × 3.5 mm) or 3535 (3.5 × 3.5 mm) ceramic; ~120° Lambertian ✓</w:t>
+            </w:r>
+          </w:p>
+        </w:tc>
+        <w:tc>
+          <w:tcPr>
+            <w:tcW w:type="dxa" w:w="1872"/>
+          </w:tcPr>
+          <w:p>
+            <w:r>
+              <w:t>SMD ceramic ≤ 5 × 5 mm.</w:t>
+              <w:br/>
+              <w:t>Wide-angle (Lambertian, ≥ 120°) preferred for uniform scalp irradiance ±15–25%</w:t>
+            </w:r>
+          </w:p>
+        </w:tc>
+        <w:tc>
+          <w:tcPr>
+            <w:tcW w:type="dxa" w:w="1872"/>
+          </w:tcPr>
+          <w:p>
+            <w:r>
+              <w:t>⚠ SFH 4780S ±10° beam angle is a design risk for irradiance uniformity. Measure irradiance uniformity with SFH 4780S + PDMS window on bench before tooling decision. If unacceptable, commodity wide-angle emitter must be qualified.</w:t>
+            </w:r>
+          </w:p>
+        </w:tc>
+      </w:tr>
+      <w:tr>
+        <w:tc>
+          <w:tcPr>
+            <w:tcW w:type="dxa" w:w="1872"/>
+          </w:tcPr>
+          <w:p>
+            <w:r>
+              <w:t>Vf at 150 mA, 25°C</w:t>
+            </w:r>
+          </w:p>
+        </w:tc>
+        <w:tc>
+          <w:tcPr>
+            <w:tcW w:type="dxa" w:w="1872"/>
+          </w:tcPr>
+          <w:p>
+            <w:r>
+              <w:t>Estimated ~2.0–2.2 V from</w:t>
+              <w:br/>
+              <w:t>Vf=3.3V @500mA DC curve.</w:t>
+              <w:br/>
+              <w:t>⚠ CONFIRM from full datasheet Vf-IF curve</w:t>
+            </w:r>
+          </w:p>
+        </w:tc>
+        <w:tc>
+          <w:tcPr>
+            <w:tcW w:type="dxa" w:w="1872"/>
+          </w:tcPr>
+          <w:p>
+            <w:r>
+              <w:t>~1.6–1.8 V (manufacturer-stated at low current)</w:t>
+              <w:br/>
+              <w:t>Confirm at 150 mA</w:t>
+            </w:r>
+          </w:p>
+        </w:tc>
+        <w:tc>
+          <w:tcPr>
+            <w:tcW w:type="dxa" w:w="1872"/>
+          </w:tcPr>
+          <w:p>
+            <w:r>
+              <w:t>1.6–1.8 V (confirm from datasheet)</w:t>
+            </w:r>
+          </w:p>
+        </w:tc>
+        <w:tc>
+          <w:tcPr>
+            <w:tcW w:type="dxa" w:w="1872"/>
+          </w:tcPr>
+          <w:p>
+            <w:r>
+              <w:t>⚠ CRITICAL: String topology (series LED count per 15V VLED rail) cannot be finalized until Vf at 150mA is confirmed for selected emitter. BCR421W RSET value depends on this.</w:t>
+            </w:r>
+          </w:p>
+        </w:tc>
+      </w:tr>
+      <w:tr>
+        <w:tc>
+          <w:tcPr>
+            <w:tcW w:type="dxa" w:w="1872"/>
+          </w:tcPr>
+          <w:p>
+            <w:r>
+              <w:t>If_max DC</w:t>
+            </w:r>
+          </w:p>
+        </w:tc>
+        <w:tc>
+          <w:tcPr>
+            <w:tcW w:type="dxa" w:w="1872"/>
+          </w:tcPr>
+          <w:p>
+            <w:r>
+              <w:t>500 mA</w:t>
+              <w:br/>
+              <w:t>(2.8× margin over 180mA ✓)</w:t>
+            </w:r>
+          </w:p>
+        </w:tc>
+        <w:tc>
+          <w:tcPr>
+            <w:tcW w:type="dxa" w:w="1872"/>
+          </w:tcPr>
+          <w:p>
+            <w:r>
+              <w:t>Typically 300–500 mA for</w:t>
+              <w:br/>
+              <w:t>3535 3W class</w:t>
+              <w:br/>
+              <w:t>(confirm per supplier)</w:t>
+            </w:r>
+          </w:p>
+        </w:tc>
+        <w:tc>
+          <w:tcPr>
+            <w:tcW w:type="dxa" w:w="1872"/>
+          </w:tcPr>
+          <w:p>
+            <w:r>
+              <w:t>≥ 350 mA (2× margin)</w:t>
+            </w:r>
+          </w:p>
+        </w:tc>
+        <w:tc>
+          <w:tcPr>
+            <w:tcW w:type="dxa" w:w="1872"/>
+          </w:tcPr>
+          <w:p>
+            <w:r>
+              <w:t>Confirm If_max from full datasheet for each candidate. Commodity suppliers may not publish peak pulsed current ratings — require written confirmation.</w:t>
+            </w:r>
+          </w:p>
+        </w:tc>
+      </w:tr>
+      <w:tr>
+        <w:tc>
+          <w:tcPr>
+            <w:tcW w:type="dxa" w:w="1872"/>
+          </w:tcPr>
+          <w:p>
+            <w:r>
+              <w:t>L70 lifetime (at 150 mA)</w:t>
+            </w:r>
+          </w:p>
+        </w:tc>
+        <w:tc>
+          <w:tcPr>
+            <w:tcW w:type="dxa" w:w="1872"/>
+          </w:tcPr>
+          <w:p>
+            <w:r>
+              <w:t>OSLUX premium product — estimated &gt;100,000 h at 150 mA based on family positioning. Confirm from ams-OSRAM applications team.</w:t>
+            </w:r>
+          </w:p>
+        </w:tc>
+        <w:tc>
+          <w:tcPr>
+            <w:tcW w:type="dxa" w:w="1872"/>
+          </w:tcPr>
+          <w:p>
+            <w:r>
+              <w:t>Not published by commodity suppliers. Require accelerated LM-80 data or equivalent.</w:t>
+            </w:r>
+          </w:p>
+        </w:tc>
+        <w:tc>
+          <w:tcPr>
+            <w:tcW w:type="dxa" w:w="1872"/>
+          </w:tcPr>
+          <w:p>
+            <w:r>
+              <w:t>≥ 80,000 h at rated</w:t>
+              <w:br/>
+              <w:t>drive current</w:t>
+            </w:r>
+          </w:p>
+        </w:tc>
+        <w:tc>
+          <w:tcPr>
+            <w:tcW w:type="dxa" w:w="1872"/>
+          </w:tcPr>
+          <w:p>
+            <w:r>
+              <w:t>Request published L70 data or LM-80 report from ams-OSRAM for SFH 4780S. Commodity suppliers unlikely to have LM-80 — this is a qualification risk.</w:t>
+            </w:r>
+          </w:p>
+        </w:tc>
+      </w:tr>
+      <w:tr>
+        <w:tc>
+          <w:tcPr>
+            <w:tcW w:type="dxa" w:w="1872"/>
+          </w:tcPr>
+          <w:p>
+            <w:r>
+              <w:t>Tier 1 supplier status</w:t>
+            </w:r>
+          </w:p>
+        </w:tc>
+        <w:tc>
+          <w:tcPr>
+            <w:tcW w:type="dxa" w:w="1872"/>
+          </w:tcPr>
+          <w:p>
+            <w:r>
+              <w:t>Yes — ams-OSRAM is Tier 1,</w:t>
+              <w:br/>
+              <w:t>named primary in §2.6 ✓</w:t>
+            </w:r>
+          </w:p>
+        </w:tc>
+        <w:tc>
+          <w:tcPr>
+            <w:tcW w:type="dxa" w:w="1872"/>
+          </w:tcPr>
+          <w:p>
+            <w:r>
+              <w:t>No — commodity/Tier 2–3 suppliers. Vf binning, traceability, and qualification data uncertain.</w:t>
+            </w:r>
+          </w:p>
+        </w:tc>
+        <w:tc>
+          <w:tcPr>
+            <w:tcW w:type="dxa" w:w="1872"/>
+          </w:tcPr>
+          <w:p>
+            <w:r>
+              <w:t>Tier 1 (Seoul Semi,</w:t>
+              <w:br/>
+              <w:t>ams-OSRAM, Luminus)</w:t>
+              <w:br/>
+              <w:t>strongly preferred</w:t>
+            </w:r>
+          </w:p>
+        </w:tc>
+        <w:tc>
+          <w:tcPr>
+            <w:tcW w:type="dxa" w:w="1872"/>
+          </w:tcPr>
+          <w:p>
+            <w:r>
+              <w:t>⚠ If SFH 4780S fails beam angle test, escalate immediately to ams-OSRAM applications engineering for alternative 820nm OSLON-family wide-angle emitter, or contact Seoul Semiconductor and Luminus for 820nm catalog parts before qualifying commodity suppliers.</w:t>
+            </w:r>
+          </w:p>
+        </w:tc>
+      </w:tr>
+    </w:tbl>
+    <w:p>
+      <w:r>
+        <w:rPr>
+          <w:b/>
+        </w:rPr>
+        <w:t>2.6.3  Open Items — LED Emitter Candidates (as of Issue #9, 2026-05-08)</w:t>
+      </w:r>
+    </w:p>
+    <w:p>
+      <w:r>
+        <w:t>OI-LED-01 [BLOCKING for BOM lock]: Confirm Vf of SFH 4780S at 150 mA from full ams-OSRAM datasheet Vf-IF curve. If Vf &gt; 2.0 V at 150 mA, recalculate 808nm string depth for 15V VLED rail and update Hub PCB specification.</w:t>
+      </w:r>
+    </w:p>
+    <w:p>
+      <w:r>
+        <w:t>OI-LED-02 [BLOCKING for BOM lock]: Bench-measure irradiance uniformity with SFH 4780S (±10° emitter) through PDMS window at 6mm LED pitch. If irradiance variation exceeds ±25%, SFH 4780S cannot be used — escalate to ams-OSRAM for wide-angle 820nm alternative.</w:t>
+      </w:r>
+    </w:p>
+    <w:p>
+      <w:r>
+        <w:t>OI-LED-03 [BLOCKING for BOM lock]: Confirm GH CS8PM1.24 exact peak wavelength reaches ≥ 655nm. "Hyper Red" product family spans 635–665nm — confirm specific bin used is within 655–670nm. Request wavelength cert.</w:t>
+      </w:r>
+    </w:p>
+    <w:p>
+      <w:r>
+        <w:t>OI-LED-04 [BLOCKING for BOM lock]: Obtain full pulsed current rating for GH CS8PM1.24 at ≤25% duty cycle. If If_peak(pulsed) &lt; 350mA, GH CS8PM1.24 cannot serve as secondary candidate — replace with Cree XP-E2 (after evaluating domed lens optical coupling).</w:t>
+      </w:r>
+    </w:p>
+    <w:p>
+      <w:r>
+        <w:t>OI-LED-05: Request L70 data at 150 mA from Luminus (SST-10-DR), ams-OSRAM (GH CS8PM1.24 + SFH 4780S). If published L70 is only at higher current, apply Arrhenius model to confirm ≥ 80,000h at 150mA.</w:t>
+      </w:r>
+    </w:p>
+    <w:p>
+      <w:r>
+        <w:t>OI-LED-06: Contact ams-OSRAM applications engineering to confirm whether an OSLON-family (wide-angle, Lambertian) emitter at 808–830nm exists in their catalog beyond SFH 4780S. If yes, characterize as primary NIR candidate.</w:t>
+      </w:r>
+    </w:p>
+    <w:p>
+      <w:r>
+        <w:t>OI-LED-07: Contact Seoul Semiconductor applications engineering re: catalog availability of 808–830nm SMD emitter with Tier 1 qualification. Seoul named as primary supplier in §2.6 but no specific 808–830nm part has been identified in their public catalog.</w:t>
+      </w:r>
+    </w:p>
+    <w:p/>
+    <w:p/>
+    <w:p/>
     <w:p>
       <w:pPr>
         <w:spacing w:before="280" w:after="80"/>
@@ -5868,6 +7078,48 @@
                 <w:sz w:val="19"/>
               </w:rPr>
               <w:t>Initial release. Addresses RISK-01 (connector), RISK-04 (PDMS), RISK-07 (BCR421W), RISK-08 (LED Vf binning), RISK-10 (RA copper) from NP-HW-FPC-001 Risk Register Rev A.</w:t>
+            </w:r>
+          </w:p>
+        </w:tc>
+      </w:tr>
+      <w:tr>
+        <w:tc>
+          <w:tcPr>
+            <w:tcW w:type="dxa" w:w="2340"/>
+          </w:tcPr>
+          <w:p>
+            <w:r>
+              <w:t>B</w:t>
+            </w:r>
+          </w:p>
+        </w:tc>
+        <w:tc>
+          <w:tcPr>
+            <w:tcW w:type="dxa" w:w="2340"/>
+          </w:tcPr>
+          <w:p>
+            <w:r>
+              <w:t>2026-05-08</w:t>
+            </w:r>
+          </w:p>
+        </w:tc>
+        <w:tc>
+          <w:tcPr>
+            <w:tcW w:type="dxa" w:w="2340"/>
+          </w:tcPr>
+          <w:p>
+            <w:r>
+              <w:t>Claude / NeuroPulse Engineering</w:t>
+            </w:r>
+          </w:p>
+        </w:tc>
+        <w:tc>
+          <w:tcPr>
+            <w:tcW w:type="dxa" w:w="2340"/>
+          </w:tcPr>
+          <w:p>
+            <w:r>
+              <w:t>Added §2.6.1–2.6.3: candidate emitter shortlist for 660nm (Luminus SST-10-DR primary, ams-OSRAM GH CS8PM1.24 secondary, Cree XP-E2 backup) and 808–830nm (ams-OSRAM SFH 4780S primary candidate). 7 open items documented (OI-LED-01 through OI-LED-07), two of which are BLOCKING for BOM lock (Vf confirmation at 150mA, beam angle verification). Addresses Issue #9.</w:t>
             </w:r>
           </w:p>
         </w:tc>

--- a/docs/neuropulse_fpc_procurement_requirements.docx
+++ b/docs/neuropulse_fpc_procurement_requirements.docx
@@ -54,7 +54,7 @@
         <w:jc w:val="center"/>
       </w:pPr>
       <w:r>
-        <w:t>Revision:  B  —  2026-05-08</w:t>
+        <w:t>Revision:  B  —  2026-05-08 (corrected)</w:t>
       </w:r>
     </w:p>
     <w:p>
@@ -2612,7 +2612,7 @@
         <w:rPr>
           <w:b/>
         </w:rPr>
-        <w:t>2.6.1  Candidate Emitters — 660 nm (Deep Red)</w:t>
+        <w:t>2.6.1  Candidate Emitters — 660 nm (Deep Red / Hyper Red)</w:t>
       </w:r>
     </w:p>
     <w:tbl>
@@ -2622,18 +2622,17 @@
         <w:tblLook w:firstColumn="1" w:firstRow="1" w:lastColumn="0" w:lastRow="0" w:noHBand="0" w:noVBand="1" w:val="04A0"/>
       </w:tblPr>
       <w:tblGrid>
-        <w:gridCol w:w="1337"/>
-        <w:gridCol w:w="1337"/>
-        <w:gridCol w:w="1337"/>
-        <w:gridCol w:w="1337"/>
-        <w:gridCol w:w="1337"/>
-        <w:gridCol w:w="1337"/>
-        <w:gridCol w:w="1337"/>
+        <w:gridCol w:w="1560"/>
+        <w:gridCol w:w="1560"/>
+        <w:gridCol w:w="1560"/>
+        <w:gridCol w:w="1560"/>
+        <w:gridCol w:w="1560"/>
+        <w:gridCol w:w="1560"/>
       </w:tblGrid>
       <w:tr>
         <w:tc>
           <w:tcPr>
-            <w:tcW w:type="dxa" w:w="1337"/>
+            <w:tcW w:type="dxa" w:w="1560"/>
           </w:tcPr>
           <w:p>
             <w:r/>
@@ -2647,7 +2646,7 @@
         </w:tc>
         <w:tc>
           <w:tcPr>
-            <w:tcW w:type="dxa" w:w="1337"/>
+            <w:tcW w:type="dxa" w:w="1560"/>
           </w:tcPr>
           <w:p>
             <w:r/>
@@ -2655,7 +2654,7 @@
               <w:rPr>
                 <w:b/>
               </w:rPr>
-              <w:t>Luminus SST-10-DR</w:t>
+              <w:t>ams-OSRAM GH CSSRM5.24</w:t>
               <w:br/>
               <w:t>(PRIMARY)</w:t>
             </w:r>
@@ -2663,7 +2662,7 @@
         </w:tc>
         <w:tc>
           <w:tcPr>
-            <w:tcW w:type="dxa" w:w="1337"/>
+            <w:tcW w:type="dxa" w:w="1560"/>
           </w:tcPr>
           <w:p>
             <w:r/>
@@ -2671,15 +2670,15 @@
               <w:rPr>
                 <w:b/>
               </w:rPr>
-              <w:t>ams-OSRAM GH CS8PM1.24</w:t>
+              <w:t>Lumileds LXZ1-PA01</w:t>
               <w:br/>
-              <w:t>(SECONDARY)</w:t>
-            </w:r>
-          </w:p>
-        </w:tc>
-        <w:tc>
-          <w:tcPr>
-            <w:tcW w:type="dxa" w:w="1337"/>
+              <w:t>(ALTERNATE — density)</w:t>
+            </w:r>
+          </w:p>
+        </w:tc>
+        <w:tc>
+          <w:tcPr>
+            <w:tcW w:type="dxa" w:w="1560"/>
           </w:tcPr>
           <w:p>
             <w:r/>
@@ -2687,15 +2686,15 @@
               <w:rPr>
                 <w:b/>
               </w:rPr>
-              <w:t>Cree XP-E2 660nm</w:t>
+              <w:t>Cree XP-G3 Photo Red</w:t>
               <w:br/>
-              <w:t>(BACKUP)</w:t>
-            </w:r>
-          </w:p>
-        </w:tc>
-        <w:tc>
-          <w:tcPr>
-            <w:tcW w:type="dxa" w:w="1337"/>
+              <w:t>(BACKUP — MSL 1)</w:t>
+            </w:r>
+          </w:p>
+        </w:tc>
+        <w:tc>
+          <w:tcPr>
+            <w:tcW w:type="dxa" w:w="1560"/>
           </w:tcPr>
           <w:p>
             <w:r/>
@@ -2703,13 +2702,15 @@
               <w:rPr>
                 <w:b/>
               </w:rPr>
-              <w:t>Required (NP-PROC-FPC-001 §2.3)</w:t>
-            </w:r>
-          </w:p>
-        </w:tc>
-        <w:tc>
-          <w:tcPr>
-            <w:tcW w:type="dxa" w:w="1337"/>
+              <w:t>Requirement</w:t>
+              <w:br/>
+              <w:t>(NP-PROC-FPC-001 §2.3)</w:t>
+            </w:r>
+          </w:p>
+        </w:tc>
+        <w:tc>
+          <w:tcPr>
+            <w:tcW w:type="dxa" w:w="1560"/>
           </w:tcPr>
           <w:p>
             <w:r/>
@@ -2717,21 +2718,7 @@
               <w:rPr>
                 <w:b/>
               </w:rPr>
-              <w:t>Confirmed?</w:t>
-            </w:r>
-          </w:p>
-        </w:tc>
-        <w:tc>
-          <w:tcPr>
-            <w:tcW w:type="dxa" w:w="1337"/>
-          </w:tcPr>
-          <w:p>
-            <w:r/>
-            <w:r>
-              <w:rPr>
-                <w:b/>
-              </w:rPr>
-              <w:t>Action required</w:t>
+              <w:t>Action / Status</w:t>
             </w:r>
           </w:p>
         </w:tc>
@@ -2739,7 +2726,7 @@
       <w:tr>
         <w:tc>
           <w:tcPr>
-            <w:tcW w:type="dxa" w:w="1337"/>
+            <w:tcW w:type="dxa" w:w="1560"/>
           </w:tcPr>
           <w:p>
             <w:r>
@@ -2749,43 +2736,43 @@
         </w:tc>
         <w:tc>
           <w:tcPr>
-            <w:tcW w:type="dxa" w:w="1337"/>
-          </w:tcPr>
-          <w:p>
-            <w:r>
-              <w:t>SST-10-DR-B90-H660</w:t>
+            <w:tcW w:type="dxa" w:w="1560"/>
+          </w:tcPr>
+          <w:p>
+            <w:r>
+              <w:t>GH CSSRM5.24-V8V9-1-1-700-R33</w:t>
               <w:br/>
-              <w:t>SST-10-DR-B130-K660</w:t>
-            </w:r>
-          </w:p>
-        </w:tc>
-        <w:tc>
-          <w:tcPr>
-            <w:tcW w:type="dxa" w:w="1337"/>
-          </w:tcPr>
-          <w:p>
-            <w:r>
-              <w:t>GH CS8PM1.24-3T1U-1</w:t>
+              <w:t>(Mouser, DigiKey stocked)</w:t>
+            </w:r>
+          </w:p>
+        </w:tc>
+        <w:tc>
+          <w:tcPr>
+            <w:tcW w:type="dxa" w:w="1560"/>
+          </w:tcPr>
+          <w:p>
+            <w:r>
+              <w:t>LXZ1-PA01-0350</w:t>
               <w:br/>
-              <w:t>GH CS8PM1.24-4T2U-1</w:t>
-            </w:r>
-          </w:p>
-        </w:tc>
-        <w:tc>
-          <w:tcPr>
-            <w:tcW w:type="dxa" w:w="1337"/>
-          </w:tcPr>
-          <w:p>
-            <w:r>
-              <w:t>XPEBRD-L1-0000-00701</w:t>
+              <w:t>(DigiKey, Mouser stocked)</w:t>
+            </w:r>
+          </w:p>
+        </w:tc>
+        <w:tc>
+          <w:tcPr>
+            <w:tcW w:type="dxa" w:w="1560"/>
+          </w:tcPr>
+          <w:p>
+            <w:r>
+              <w:t>XPGDPR-L1-0000-00G01</w:t>
               <w:br/>
-              <w:t>(Photo Red, 660nm)</w:t>
-            </w:r>
-          </w:p>
-        </w:tc>
-        <w:tc>
-          <w:tcPr>
-            <w:tcW w:type="dxa" w:w="1337"/>
+              <w:t>(DigiKey, Cutter)</w:t>
+            </w:r>
+          </w:p>
+        </w:tc>
+        <w:tc>
+          <w:tcPr>
+            <w:tcW w:type="dxa" w:w="1560"/>
           </w:tcPr>
           <w:p>
             <w:r>
@@ -2795,21 +2782,11 @@
         </w:tc>
         <w:tc>
           <w:tcPr>
-            <w:tcW w:type="dxa" w:w="1337"/>
-          </w:tcPr>
-          <w:p>
-            <w:r>
-              <w:t>—</w:t>
-            </w:r>
-          </w:p>
-        </w:tc>
-        <w:tc>
-          <w:tcPr>
-            <w:tcW w:type="dxa" w:w="1337"/>
-          </w:tcPr>
-          <w:p>
-            <w:r>
-              <w:t>Place sample orders from all three; obtain Vf cert</w:t>
+            <w:tcW w:type="dxa" w:w="1560"/>
+          </w:tcPr>
+          <w:p>
+            <w:r>
+              <w:t>Place sample orders; request Vf cert with each lot</w:t>
             </w:r>
           </w:p>
         </w:tc>
@@ -2817,7 +2794,7 @@
       <w:tr>
         <w:tc>
           <w:tcPr>
-            <w:tcW w:type="dxa" w:w="1337"/>
+            <w:tcW w:type="dxa" w:w="1560"/>
           </w:tcPr>
           <w:p>
             <w:r>
@@ -2827,65 +2804,53 @@
         </w:tc>
         <w:tc>
           <w:tcPr>
-            <w:tcW w:type="dxa" w:w="1337"/>
-          </w:tcPr>
-          <w:p>
-            <w:r>
-              <w:t>660 nm</w:t>
-            </w:r>
-          </w:p>
-        </w:tc>
-        <w:tc>
-          <w:tcPr>
-            <w:tcW w:type="dxa" w:w="1337"/>
-          </w:tcPr>
-          <w:p>
-            <w:r>
-              <w:t>~655–665 nm (Hyper Red)</w:t>
+            <w:tcW w:type="dxa" w:w="1560"/>
+          </w:tcPr>
+          <w:p>
+            <w:r>
+              <w:t>660 nm (Hyper Red family, 635–666 nm range; confirm bin is ≥ 655nm on PO)</w:t>
+            </w:r>
+          </w:p>
+        </w:tc>
+        <w:tc>
+          <w:tcPr>
+            <w:tcW w:type="dxa" w:w="1560"/>
+          </w:tcPr>
+          <w:p>
+            <w:r>
+              <w:t>660 nm (650–670nm dominant λ range)</w:t>
+            </w:r>
+          </w:p>
+        </w:tc>
+        <w:tc>
+          <w:tcPr>
+            <w:tcW w:type="dxa" w:w="1560"/>
+          </w:tcPr>
+          <w:p>
+            <w:r>
+              <w:t>660 nm (650–670nm Photo Red)</w:t>
+            </w:r>
+          </w:p>
+        </w:tc>
+        <w:tc>
+          <w:tcPr>
+            <w:tcW w:type="dxa" w:w="1560"/>
+          </w:tcPr>
+          <w:p>
+            <w:r>
+              <w:t>655–670 nm</w:t>
               <w:br/>
-              <w:t>confirm exact peak</w:t>
-            </w:r>
-          </w:p>
-        </w:tc>
-        <w:tc>
-          <w:tcPr>
-            <w:tcW w:type="dxa" w:w="1337"/>
-          </w:tcPr>
-          <w:p>
-            <w:r>
-              <w:t>660 nm (Photo Red)</w:t>
-            </w:r>
-          </w:p>
-        </w:tc>
-        <w:tc>
-          <w:tcPr>
-            <w:tcW w:type="dxa" w:w="1337"/>
-          </w:tcPr>
-          <w:p>
-            <w:r>
-              <w:t>655–670 nm ± 5 nm within order</w:t>
-            </w:r>
-          </w:p>
-        </w:tc>
-        <w:tc>
-          <w:tcPr>
-            <w:tcW w:type="dxa" w:w="1337"/>
-          </w:tcPr>
-          <w:p>
-            <w:r>
-              <w:t>SST-10-DR ✓</w:t>
-              <w:br/>
-              <w:t>GH CS8PM1.24 CONFIRM</w:t>
-            </w:r>
-          </w:p>
-        </w:tc>
-        <w:tc>
-          <w:tcPr>
-            <w:tcW w:type="dxa" w:w="1337"/>
-          </w:tcPr>
-          <w:p>
-            <w:r>
-              <w:t>Request λ cert from ams-OSRAM for GH CS8PM1.24</w:t>
+              <w:t>± 5 nm within order</w:t>
+            </w:r>
+          </w:p>
+        </w:tc>
+        <w:tc>
+          <w:tcPr>
+            <w:tcW w:type="dxa" w:w="1560"/>
+          </w:tcPr>
+          <w:p>
+            <w:r>
+              <w:t>GH CSSRM5.24: request λ cert confirming ≥ 655nm on PO. Others ✓.</w:t>
             </w:r>
           </w:p>
         </w:tc>
@@ -2893,7 +2858,7 @@
       <w:tr>
         <w:tc>
           <w:tcPr>
-            <w:tcW w:type="dxa" w:w="1337"/>
+            <w:tcW w:type="dxa" w:w="1560"/>
           </w:tcPr>
           <w:p>
             <w:r>
@@ -2903,71 +2868,67 @@
         </w:tc>
         <w:tc>
           <w:tcPr>
-            <w:tcW w:type="dxa" w:w="1337"/>
-          </w:tcPr>
-          <w:p>
-            <w:r>
-              <w:t>3.45 × 3.45 × 2.33 mm</w:t>
+            <w:tcW w:type="dxa" w:w="1560"/>
+          </w:tcPr>
+          <w:p>
+            <w:r>
+              <w:t>3.0 × 3.0 × 2.17 mm ceramic</w:t>
               <w:br/>
-              <w:t>ceramic, flat emission</w:t>
-            </w:r>
-          </w:p>
-        </w:tc>
-        <w:tc>
-          <w:tcPr>
-            <w:tcW w:type="dxa" w:w="1337"/>
-          </w:tcPr>
-          <w:p>
-            <w:r>
-              <w:t>3.0 × 3.0 mm</w:t>
+              <w:t>flat emission (OSLON Square)</w:t>
               <w:br/>
-              <w:t>ceramic, flat emission</w:t>
-            </w:r>
-          </w:p>
-        </w:tc>
-        <w:tc>
-          <w:tcPr>
-            <w:tcW w:type="dxa" w:w="1337"/>
-          </w:tcPr>
-          <w:p>
-            <w:r>
-              <w:t>3.45 × 3.45 mm</w:t>
+              <w:t>✓ flat — ideal for PDMS coupling</w:t>
+            </w:r>
+          </w:p>
+        </w:tc>
+        <w:tc>
+          <w:tcPr>
+            <w:tcW w:type="dxa" w:w="1560"/>
+          </w:tcPr>
+          <w:p>
+            <w:r>
+              <w:t>1.7 × 1.3 × 0.96 mm</w:t>
               <w:br/>
-              <w:t>ceramic, domed silicone</w:t>
-            </w:r>
-          </w:p>
-        </w:tc>
-        <w:tc>
-          <w:tcPr>
-            <w:tcW w:type="dxa" w:w="1337"/>
+              <w:t>2-pad ceramic SMD</w:t>
+              <w:br/>
+              <w:t>✓ flat emission</w:t>
+            </w:r>
+          </w:p>
+        </w:tc>
+        <w:tc>
+          <w:tcPr>
+            <w:tcW w:type="dxa" w:w="1560"/>
+          </w:tcPr>
+          <w:p>
+            <w:r>
+              <w:t>3.45 × 3.45 mm ceramic</w:t>
+              <w:br/>
+              <w:t>flat emission</w:t>
+              <w:br/>
+              <w:t>✓</w:t>
+            </w:r>
+          </w:p>
+        </w:tc>
+        <w:tc>
+          <w:tcPr>
+            <w:tcW w:type="dxa" w:w="1560"/>
           </w:tcPr>
           <w:p>
             <w:r>
               <w:t>SMD ceramic ≤ 5 × 5 mm</w:t>
               <w:br/>
-              <w:t>flat emission preferred</w:t>
-            </w:r>
-          </w:p>
-        </w:tc>
-        <w:tc>
-          <w:tcPr>
-            <w:tcW w:type="dxa" w:w="1337"/>
-          </w:tcPr>
-          <w:p>
-            <w:r>
-              <w:t>SST-10-DR ✓</w:t>
+              <w:t>Flat emission preferred</w:t>
               <w:br/>
-              <w:t>XP-E2 NOTE</w:t>
-            </w:r>
-          </w:p>
-        </w:tc>
-        <w:tc>
-          <w:tcPr>
-            <w:tcW w:type="dxa" w:w="1337"/>
-          </w:tcPr>
-          <w:p>
-            <w:r>
-              <w:t>XP-E2 domed lens may interfere with PDMS coupling — evaluate in optical bench test</w:t>
+              <w:t>(no domed lens)</w:t>
+            </w:r>
+          </w:p>
+        </w:tc>
+        <w:tc>
+          <w:tcPr>
+            <w:tcW w:type="dxa" w:w="1560"/>
+          </w:tcPr>
+          <w:p>
+            <w:r>
+              <w:t>All three pass. Note: XP-E2 has no 660nm Photo Red — XP-G3 is correct Cree family.</w:t>
             </w:r>
           </w:p>
         </w:tc>
@@ -2975,73 +2936,63 @@
       <w:tr>
         <w:tc>
           <w:tcPr>
-            <w:tcW w:type="dxa" w:w="1337"/>
-          </w:tcPr>
-          <w:p>
-            <w:r>
-              <w:t>Vf at 150 mA, 25°C (est.)</w:t>
-            </w:r>
-          </w:p>
-        </w:tc>
-        <w:tc>
-          <w:tcPr>
-            <w:tcW w:type="dxa" w:w="1337"/>
-          </w:tcPr>
-          <w:p>
-            <w:r>
-              <w:t>~1.85–1.95 V (est. from Vf=2.05V @350mA curve)</w:t>
-            </w:r>
-          </w:p>
-        </w:tc>
-        <w:tc>
-          <w:tcPr>
-            <w:tcW w:type="dxa" w:w="1337"/>
-          </w:tcPr>
-          <w:p>
-            <w:r>
-              <w:t>~2.0–2.1 V (est.)</w:t>
-            </w:r>
-          </w:p>
-        </w:tc>
-        <w:tc>
-          <w:tcPr>
-            <w:tcW w:type="dxa" w:w="1337"/>
-          </w:tcPr>
-          <w:p>
-            <w:r>
-              <w:t>~1.95–2.05 V (est.)</w:t>
-            </w:r>
-          </w:p>
-        </w:tc>
-        <w:tc>
-          <w:tcPr>
-            <w:tcW w:type="dxa" w:w="1337"/>
-          </w:tcPr>
-          <w:p>
-            <w:r>
-              <w:t>2.0–2.2 V (confirm from datasheet)</w:t>
-            </w:r>
-          </w:p>
-        </w:tc>
-        <w:tc>
-          <w:tcPr>
-            <w:tcW w:type="dxa" w:w="1337"/>
-          </w:tcPr>
-          <w:p>
-            <w:r>
-              <w:t>ESTIMATE — datasheet</w:t>
+            <w:tcW w:type="dxa" w:w="1560"/>
+          </w:tcPr>
+          <w:p>
+            <w:r>
+              <w:t>Vf at ~150 mA, 25°C (est.)</w:t>
+            </w:r>
+          </w:p>
+        </w:tc>
+        <w:tc>
+          <w:tcPr>
+            <w:tcW w:type="dxa" w:w="1560"/>
+          </w:tcPr>
+          <w:p>
+            <w:r>
+              <w:t>~1.9 V (est. from ~2.0–2.1V @700mA DC; GaAlInP curve shape)</w:t>
+            </w:r>
+          </w:p>
+        </w:tc>
+        <w:tc>
+          <w:tcPr>
+            <w:tcW w:type="dxa" w:w="1560"/>
+          </w:tcPr>
+          <w:p>
+            <w:r>
+              <w:t>~1.9–2.0 V (est. from DS105 curve; Vf=2.2V @500mA)</w:t>
+            </w:r>
+          </w:p>
+        </w:tc>
+        <w:tc>
+          <w:tcPr>
+            <w:tcW w:type="dxa" w:w="1560"/>
+          </w:tcPr>
+          <w:p>
+            <w:r>
+              <w:t>~2.0–2.2 V (est. from Vf=2.65V @1A)</w:t>
+            </w:r>
+          </w:p>
+        </w:tc>
+        <w:tc>
+          <w:tcPr>
+            <w:tcW w:type="dxa" w:w="1560"/>
+          </w:tcPr>
+          <w:p>
+            <w:r>
+              <w:t>2.0–2.2 V</w:t>
               <w:br/>
-              <w:t>curve read required</w:t>
-            </w:r>
-          </w:p>
-        </w:tc>
-        <w:tc>
-          <w:tcPr>
-            <w:tcW w:type="dxa" w:w="1337"/>
-          </w:tcPr>
-          <w:p>
-            <w:r>
-              <w:t>Measure Vf at 150 mA on 10 samples at incoming inspection</w:t>
+              <w:t>(confirm from datasheet)</w:t>
+            </w:r>
+          </w:p>
+        </w:tc>
+        <w:tc>
+          <w:tcPr>
+            <w:tcW w:type="dxa" w:w="1560"/>
+          </w:tcPr>
+          <w:p>
+            <w:r>
+              <w:t>Pull full If-Vf curves from datasheets and confirm at 150mA. All estimates. Measure on incoming inspection.</w:t>
             </w:r>
           </w:p>
         </w:tc>
@@ -3049,7 +3000,7 @@
       <w:tr>
         <w:tc>
           <w:tcPr>
-            <w:tcW w:type="dxa" w:w="1337"/>
+            <w:tcW w:type="dxa" w:w="1560"/>
           </w:tcPr>
           <w:p>
             <w:r>
@@ -3059,7 +3010,7 @@
         </w:tc>
         <w:tc>
           <w:tcPr>
-            <w:tcW w:type="dxa" w:w="1337"/>
+            <w:tcW w:type="dxa" w:w="1560"/>
           </w:tcPr>
           <w:p>
             <w:r>
@@ -3071,61 +3022,47 @@
         </w:tc>
         <w:tc>
           <w:tcPr>
-            <w:tcW w:type="dxa" w:w="1337"/>
-          </w:tcPr>
-          <w:p>
-            <w:r>
-              <w:t>350 mA</w:t>
+            <w:tcW w:type="dxa" w:w="1560"/>
+          </w:tcPr>
+          <w:p>
+            <w:r>
+              <w:t>1000 mA</w:t>
               <w:br/>
-              <w:t>(1.9× margin — marginal)</w:t>
-            </w:r>
-          </w:p>
-        </w:tc>
-        <w:tc>
-          <w:tcPr>
-            <w:tcW w:type="dxa" w:w="1337"/>
-          </w:tcPr>
-          <w:p>
-            <w:r>
-              <w:t>700 mA</w:t>
+              <w:t>(5.6× margin ✓)</w:t>
+            </w:r>
+          </w:p>
+        </w:tc>
+        <w:tc>
+          <w:tcPr>
+            <w:tcW w:type="dxa" w:w="1560"/>
+          </w:tcPr>
+          <w:p>
+            <w:r>
+              <w:t>1000 mA</w:t>
               <w:br/>
-              <w:t>(3.9× margin ✓)</w:t>
-            </w:r>
-          </w:p>
-        </w:tc>
-        <w:tc>
-          <w:tcPr>
-            <w:tcW w:type="dxa" w:w="1337"/>
-          </w:tcPr>
-          <w:p>
-            <w:r>
-              <w:t>≥ 350 mA (2× margin over</w:t>
+              <w:t>(5.6× margin ✓)</w:t>
+            </w:r>
+          </w:p>
+        </w:tc>
+        <w:tc>
+          <w:tcPr>
+            <w:tcW w:type="dxa" w:w="1560"/>
+          </w:tcPr>
+          <w:p>
+            <w:r>
+              <w:t>≥ 350 mA</w:t>
               <w:br/>
-              <w:t>180 mA operating)</w:t>
-            </w:r>
-          </w:p>
-        </w:tc>
-        <w:tc>
-          <w:tcPr>
-            <w:tcW w:type="dxa" w:w="1337"/>
-          </w:tcPr>
-          <w:p>
-            <w:r>
-              <w:t>SST-10-DR ✓</w:t>
-              <w:br/>
-              <w:t>XP-E2 ✓</w:t>
-              <w:br/>
-              <w:t>GH CS8PM1.24 MARGINAL</w:t>
-            </w:r>
-          </w:p>
-        </w:tc>
-        <w:tc>
-          <w:tcPr>
-            <w:tcW w:type="dxa" w:w="1337"/>
-          </w:tcPr>
-          <w:p>
-            <w:r>
-              <w:t>GH CS8PM1.24 pulsed If_peak from full datasheet required — confirm &gt;350mA pulsed at ≤25% DC</w:t>
+              <w:t>(2× margin over 180mA)</w:t>
+            </w:r>
+          </w:p>
+        </w:tc>
+        <w:tc>
+          <w:tcPr>
+            <w:tcW w:type="dxa" w:w="1560"/>
+          </w:tcPr>
+          <w:p>
+            <w:r>
+              <w:t>All three pass ✓</w:t>
             </w:r>
           </w:p>
         </w:tc>
@@ -3133,53 +3070,53 @@
       <w:tr>
         <w:tc>
           <w:tcPr>
-            <w:tcW w:type="dxa" w:w="1337"/>
-          </w:tcPr>
-          <w:p>
-            <w:r>
-              <w:t>L70 lifetime (at 150 mA)</w:t>
-            </w:r>
-          </w:p>
-        </w:tc>
-        <w:tc>
-          <w:tcPr>
-            <w:tcW w:type="dxa" w:w="1337"/>
-          </w:tcPr>
-          <w:p>
-            <w:r>
-              <w:t>&gt;80,000 h (extrapolated</w:t>
+            <w:tcW w:type="dxa" w:w="1560"/>
+          </w:tcPr>
+          <w:p>
+            <w:r>
+              <w:t>L70 lifetime</w:t>
+            </w:r>
+          </w:p>
+        </w:tc>
+        <w:tc>
+          <w:tcPr>
+            <w:tcW w:type="dxa" w:w="1560"/>
+          </w:tcPr>
+          <w:p>
+            <w:r>
+              <w:t>&gt;102,000 h Q90 (Gen 5/6 published)</w:t>
               <w:br/>
-              <w:t>from &gt;50,000h @350mA)</w:t>
-            </w:r>
-          </w:p>
-        </w:tc>
-        <w:tc>
-          <w:tcPr>
-            <w:tcW w:type="dxa" w:w="1337"/>
-          </w:tcPr>
-          <w:p>
-            <w:r>
-              <w:t>&gt;50,000 h @ 350mA</w:t>
+              <w:t>At 150mA pulsed: strongly expected &gt;80,000h ✓</w:t>
+            </w:r>
+          </w:p>
+        </w:tc>
+        <w:tc>
+          <w:tcPr>
+            <w:tcW w:type="dxa" w:w="1560"/>
+          </w:tcPr>
+          <w:p>
+            <w:r>
+              <w:t>&gt;50,000 h at moderate drive (est.)</w:t>
               <w:br/>
-              <w:t>(extrapolation needed)</w:t>
-            </w:r>
-          </w:p>
-        </w:tc>
-        <w:tc>
-          <w:tcPr>
-            <w:tcW w:type="dxa" w:w="1337"/>
-          </w:tcPr>
-          <w:p>
-            <w:r>
-              <w:t>&gt;50,000 h @ 700mA</w:t>
+              <w:t>Confirm from DS105</w:t>
+            </w:r>
+          </w:p>
+        </w:tc>
+        <w:tc>
+          <w:tcPr>
+            <w:tcW w:type="dxa" w:w="1560"/>
+          </w:tcPr>
+          <w:p>
+            <w:r>
+              <w:t>&gt;50,000 h at 1A (est.)</w:t>
               <w:br/>
-              <w:t>(extrapolation needed)</w:t>
-            </w:r>
-          </w:p>
-        </w:tc>
-        <w:tc>
-          <w:tcPr>
-            <w:tcW w:type="dxa" w:w="1337"/>
+              <w:t>Confirm at 150mA</w:t>
+            </w:r>
+          </w:p>
+        </w:tc>
+        <w:tc>
+          <w:tcPr>
+            <w:tcW w:type="dxa" w:w="1560"/>
           </w:tcPr>
           <w:p>
             <w:r>
@@ -3191,23 +3128,13 @@
         </w:tc>
         <w:tc>
           <w:tcPr>
-            <w:tcW w:type="dxa" w:w="1337"/>
-          </w:tcPr>
-          <w:p>
-            <w:r>
-              <w:t>SST-10-DR LIKELY ✓</w:t>
+            <w:tcW w:type="dxa" w:w="1560"/>
+          </w:tcPr>
+          <w:p>
+            <w:r>
+              <w:t>GH CSSRM5.24 ✓ (confirmed published data)</w:t>
               <w:br/>
-              <w:t>Others: CONFIRM</w:t>
-            </w:r>
-          </w:p>
-        </w:tc>
-        <w:tc>
-          <w:tcPr>
-            <w:tcW w:type="dxa" w:w="1337"/>
-          </w:tcPr>
-          <w:p>
-            <w:r>
-              <w:t>Request L70 data at 150 mA from each supplier or apply Arrhenius extrapolation from published curves</w:t>
+              <w:t>Others: confirm at 150mA from full datasheets</w:t>
             </w:r>
           </w:p>
         </w:tc>
@@ -3215,7 +3142,73 @@
       <w:tr>
         <w:tc>
           <w:tcPr>
-            <w:tcW w:type="dxa" w:w="1337"/>
+            <w:tcW w:type="dxa" w:w="1560"/>
+          </w:tcPr>
+          <w:p>
+            <w:r>
+              <w:t>MSL</w:t>
+            </w:r>
+          </w:p>
+        </w:tc>
+        <w:tc>
+          <w:tcPr>
+            <w:tcW w:type="dxa" w:w="1560"/>
+          </w:tcPr>
+          <w:p>
+            <w:r>
+              <w:t>3 (typical OSLON ceramics)</w:t>
+              <w:br/>
+              <w:t>Confirm from datasheet</w:t>
+            </w:r>
+          </w:p>
+        </w:tc>
+        <w:tc>
+          <w:tcPr>
+            <w:tcW w:type="dxa" w:w="1560"/>
+          </w:tcPr>
+          <w:p>
+            <w:r>
+              <w:t>3 or 4 (confirm from DS105)</w:t>
+            </w:r>
+          </w:p>
+        </w:tc>
+        <w:tc>
+          <w:tcPr>
+            <w:tcW w:type="dxa" w:w="1560"/>
+          </w:tcPr>
+          <w:p>
+            <w:r>
+              <w:t>1 (confirmed)</w:t>
+              <w:br/>
+              <w:t>★ Best MSL — simplifies assembly logistics</w:t>
+            </w:r>
+          </w:p>
+        </w:tc>
+        <w:tc>
+          <w:tcPr>
+            <w:tcW w:type="dxa" w:w="1560"/>
+          </w:tcPr>
+          <w:p>
+            <w:r>
+              <w:t>MSL 3 or better</w:t>
+            </w:r>
+          </w:p>
+        </w:tc>
+        <w:tc>
+          <w:tcPr>
+            <w:tcW w:type="dxa" w:w="1560"/>
+          </w:tcPr>
+          <w:p>
+            <w:r>
+              <w:t>All meet requirement. Cree XP-G3 MSL 1 is a logistics advantage if bake-before-reflow is operationally difficult.</w:t>
+            </w:r>
+          </w:p>
+        </w:tc>
+      </w:tr>
+      <w:tr>
+        <w:tc>
+          <w:tcPr>
+            <w:tcW w:type="dxa" w:w="1560"/>
           </w:tcPr>
           <w:p>
             <w:r>
@@ -3225,76 +3218,79 @@
         </w:tc>
         <w:tc>
           <w:tcPr>
-            <w:tcW w:type="dxa" w:w="1337"/>
-          </w:tcPr>
-          <w:p>
-            <w:r>
-              <w:t>Yes — Luminus named as capable in §2.6</w:t>
-            </w:r>
-          </w:p>
-        </w:tc>
-        <w:tc>
-          <w:tcPr>
-            <w:tcW w:type="dxa" w:w="1337"/>
-          </w:tcPr>
-          <w:p>
-            <w:r>
-              <w:t>Yes — ams-OSRAM named as capable in §2.6</w:t>
-            </w:r>
-          </w:p>
-        </w:tc>
-        <w:tc>
-          <w:tcPr>
-            <w:tcW w:type="dxa" w:w="1337"/>
-          </w:tcPr>
-          <w:p>
-            <w:r>
-              <w:t>Confirm with Cree</w:t>
-            </w:r>
-          </w:p>
-        </w:tc>
-        <w:tc>
-          <w:tcPr>
-            <w:tcW w:type="dxa" w:w="1337"/>
-          </w:tcPr>
-          <w:p>
-            <w:r>
-              <w:t>Mandatory — ±0.10 V within order; ±0.15 V between lots</w:t>
-            </w:r>
-          </w:p>
-        </w:tc>
-        <w:tc>
-          <w:tcPr>
-            <w:tcW w:type="dxa" w:w="1337"/>
-          </w:tcPr>
-          <w:p>
-            <w:r>
-              <w:t>Luminus ✓</w:t>
+            <w:tcW w:type="dxa" w:w="1560"/>
+          </w:tcPr>
+          <w:p>
+            <w:r>
+              <w:t>Yes — ams-OSRAM capable; bin codes in part number (V8V9)</w:t>
               <w:br/>
-              <w:t>ams-OSRAM ✓</w:t>
+              <w:t>±50mV per bin standard OSLON Square</w:t>
+            </w:r>
+          </w:p>
+        </w:tc>
+        <w:tc>
+          <w:tcPr>
+            <w:tcW w:type="dxa" w:w="1560"/>
+          </w:tcPr>
+          <w:p>
+            <w:r>
+              <w:t>Yes — Lumileds ±1% Vf tolerance; V-bins in DS105</w:t>
               <w:br/>
-              <w:t>Cree: CONFIRM</w:t>
-            </w:r>
-          </w:p>
-        </w:tc>
-        <w:tc>
-          <w:tcPr>
-            <w:tcW w:type="dxa" w:w="1337"/>
-          </w:tcPr>
-          <w:p>
-            <w:r>
-              <w:t>Request Vf distribution cert with first sample order</w:t>
+              <w:t>Request V-bin spec on PO</w:t>
+            </w:r>
+          </w:p>
+        </w:tc>
+        <w:tc>
+          <w:tcPr>
+            <w:tcW w:type="dxa" w:w="1560"/>
+          </w:tcPr>
+          <w:p>
+            <w:r>
+              <w:t>Yes — Cree bin variants available</w:t>
+              <w:br/>
+              <w:t>Confirm ±0.10V on PO</w:t>
+            </w:r>
+          </w:p>
+        </w:tc>
+        <w:tc>
+          <w:tcPr>
+            <w:tcW w:type="dxa" w:w="1560"/>
+          </w:tcPr>
+          <w:p>
+            <w:r>
+              <w:t>Mandatory ±0.10V within order</w:t>
+              <w:br/>
+              <w:t>±0.15V between lots</w:t>
+            </w:r>
+          </w:p>
+        </w:tc>
+        <w:tc>
+          <w:tcPr>
+            <w:tcW w:type="dxa" w:w="1560"/>
+          </w:tcPr>
+          <w:p>
+            <w:r>
+              <w:t>All three capable ✓. State explicitly on every PO per §2.1.1.</w:t>
             </w:r>
           </w:p>
         </w:tc>
       </w:tr>
     </w:tbl>
+    <w:p/>
     <w:p>
       <w:r>
         <w:rPr>
           <w:b/>
         </w:rPr>
-        <w:t>2.6.2  Candidate Emitters — 808–830 nm (NIR)</w:t>
+        <w:t>2.6.2  Candidate Emitters — 808–830 nm (NIR PBM)</w:t>
+      </w:r>
+    </w:p>
+    <w:p>
+      <w:r>
+        <w:rPr>
+          <w:b w:val="0"/>
+        </w:rPr>
+        <w:t>⚠  CRITICAL FINDING (Issue #9 research): True 808–820nm high-power SMD LED emitters (e.g. ams-OSRAM SFH 4703AS at 820nm) have Vf ~3.2–3.6V at 1A due to their AlGaAs epitaxial structure. This is fundamentally incompatible with the 1.6–1.8V Vf assumed in §2.3 and with driving red (660nm) and NIR strings on the same 15V VLED rail at similar string depth. True 850–860nm NIR emitters run at Vf ~1.75–2.2V and are electrically compatible with the 660nm drive circuit architecture. A wavelength decision is required before BOM lock — see OI-LED-W1 below.</w:t>
       </w:r>
     </w:p>
     <w:tbl>
@@ -3304,16 +3300,17 @@
         <w:tblLook w:firstColumn="1" w:firstRow="1" w:lastColumn="0" w:lastRow="0" w:noHBand="0" w:noVBand="1" w:val="04A0"/>
       </w:tblPr>
       <w:tblGrid>
-        <w:gridCol w:w="1872"/>
-        <w:gridCol w:w="1872"/>
-        <w:gridCol w:w="1872"/>
-        <w:gridCol w:w="1872"/>
-        <w:gridCol w:w="1872"/>
+        <w:gridCol w:w="1560"/>
+        <w:gridCol w:w="1560"/>
+        <w:gridCol w:w="1560"/>
+        <w:gridCol w:w="1560"/>
+        <w:gridCol w:w="1560"/>
+        <w:gridCol w:w="1560"/>
       </w:tblGrid>
       <w:tr>
         <w:tc>
           <w:tcPr>
-            <w:tcW w:type="dxa" w:w="1872"/>
+            <w:tcW w:type="dxa" w:w="1560"/>
           </w:tcPr>
           <w:p>
             <w:r/>
@@ -3327,7 +3324,7 @@
         </w:tc>
         <w:tc>
           <w:tcPr>
-            <w:tcW w:type="dxa" w:w="1872"/>
+            <w:tcW w:type="dxa" w:w="1560"/>
           </w:tcPr>
           <w:p>
             <w:r/>
@@ -3335,15 +3332,17 @@
               <w:rPr>
                 <w:b/>
               </w:rPr>
-              <w:t>ams-OSRAM SFH 4780S</w:t>
+              <w:t>Lumileds L1IZ-0850</w:t>
               <w:br/>
-              <w:t>(PRIMARY CANDIDATE)</w:t>
-            </w:r>
-          </w:p>
-        </w:tc>
-        <w:tc>
-          <w:tcPr>
-            <w:tcW w:type="dxa" w:w="1872"/>
+              <w:t>(PRIMARY CANDIDATE</w:t>
+              <w:br/>
+              <w:t>850nm)</w:t>
+            </w:r>
+          </w:p>
+        </w:tc>
+        <w:tc>
+          <w:tcPr>
+            <w:tcW w:type="dxa" w:w="1560"/>
           </w:tcPr>
           <w:p>
             <w:r/>
@@ -3351,17 +3350,17 @@
               <w:rPr>
                 <w:b/>
               </w:rPr>
-              <w:t>Commodity 2835/3535 NIR</w:t>
+              <w:t>ams-OSRAM SFH 4718A</w:t>
               <w:br/>
-              <w:t>810–820 nm (e.g. RZX LED,</w:t>
+              <w:t>(SECONDARY CANDIDATE</w:t>
               <w:br/>
-              <w:t>Shining Opto, GMKJ)</w:t>
-            </w:r>
-          </w:p>
-        </w:tc>
-        <w:tc>
-          <w:tcPr>
-            <w:tcW w:type="dxa" w:w="1872"/>
+              <w:t>860nm)</w:t>
+            </w:r>
+          </w:p>
+        </w:tc>
+        <w:tc>
+          <w:tcPr>
+            <w:tcW w:type="dxa" w:w="1560"/>
           </w:tcPr>
           <w:p>
             <w:r/>
@@ -3369,13 +3368,17 @@
               <w:rPr>
                 <w:b/>
               </w:rPr>
-              <w:t>Required (NP-PROC-FPC-001 §2.3)</w:t>
-            </w:r>
-          </w:p>
-        </w:tc>
-        <w:tc>
-          <w:tcPr>
-            <w:tcW w:type="dxa" w:w="1872"/>
+              <w:t>ams-OSRAM SFH 4703AS</w:t>
+              <w:br/>
+              <w:t>(820nm — WAVELENGTH MATCH</w:t>
+              <w:br/>
+              <w:t>but Vf incompatible)</w:t>
+            </w:r>
+          </w:p>
+        </w:tc>
+        <w:tc>
+          <w:tcPr>
+            <w:tcW w:type="dxa" w:w="1560"/>
           </w:tcPr>
           <w:p>
             <w:r/>
@@ -3383,7 +3386,23 @@
               <w:rPr>
                 <w:b/>
               </w:rPr>
-              <w:t>Action required</w:t>
+              <w:t>Requirement</w:t>
+              <w:br/>
+              <w:t>(NP-PROC-FPC-001 §2.3)</w:t>
+            </w:r>
+          </w:p>
+        </w:tc>
+        <w:tc>
+          <w:tcPr>
+            <w:tcW w:type="dxa" w:w="1560"/>
+          </w:tcPr>
+          <w:p>
+            <w:r/>
+            <w:r>
+              <w:rPr>
+                <w:b/>
+              </w:rPr>
+              <w:t>Action / Status</w:t>
             </w:r>
           </w:p>
         </w:tc>
@@ -3391,39 +3410,53 @@
       <w:tr>
         <w:tc>
           <w:tcPr>
-            <w:tcW w:type="dxa" w:w="1872"/>
-          </w:tcPr>
-          <w:p>
-            <w:r>
-              <w:t>Part number / family</w:t>
-            </w:r>
-          </w:p>
-        </w:tc>
-        <w:tc>
-          <w:tcPr>
-            <w:tcW w:type="dxa" w:w="1872"/>
-          </w:tcPr>
-          <w:p>
-            <w:r>
-              <w:t>SFH 4780S (standard)</w:t>
+            <w:tcW w:type="dxa" w:w="1560"/>
+          </w:tcPr>
+          <w:p>
+            <w:r>
+              <w:t>Part number(s)</w:t>
+            </w:r>
+          </w:p>
+        </w:tc>
+        <w:tc>
+          <w:tcPr>
+            <w:tcW w:type="dxa" w:w="1560"/>
+          </w:tcPr>
+          <w:p>
+            <w:r>
+              <w:t>L1IZ-0850000000000</w:t>
               <w:br/>
-              <w:t>SFH 4780S ID (tape-and-reel)</w:t>
-            </w:r>
-          </w:p>
-        </w:tc>
-        <w:tc>
-          <w:tcPr>
-            <w:tcW w:type="dxa" w:w="1872"/>
-          </w:tcPr>
-          <w:p>
-            <w:r>
-              <w:t>No established part number — custom quote required from supplier. Example: RZX-2835-810nm or GMKJ 3535-820nm.</w:t>
-            </w:r>
-          </w:p>
-        </w:tc>
-        <w:tc>
-          <w:tcPr>
-            <w:tcW w:type="dxa" w:w="1872"/>
+              <w:t>(Mouser, RS Components, Future Electronics)</w:t>
+            </w:r>
+          </w:p>
+        </w:tc>
+        <w:tc>
+          <w:tcPr>
+            <w:tcW w:type="dxa" w:w="1560"/>
+          </w:tcPr>
+          <w:p>
+            <w:r>
+              <w:t>SFH 4718A</w:t>
+              <w:br/>
+              <w:t>(DigiKey, Mouser, RS, Farnell stocked)</w:t>
+            </w:r>
+          </w:p>
+        </w:tc>
+        <w:tc>
+          <w:tcPr>
+            <w:tcW w:type="dxa" w:w="1560"/>
+          </w:tcPr>
+          <w:p>
+            <w:r>
+              <w:t>SFH 4703AS</w:t>
+              <w:br/>
+              <w:t>(DigiKey, Mouser stocked)</w:t>
+            </w:r>
+          </w:p>
+        </w:tc>
+        <w:tc>
+          <w:tcPr>
+            <w:tcW w:type="dxa" w:w="1560"/>
           </w:tcPr>
           <w:p>
             <w:r>
@@ -3433,11 +3466,11 @@
         </w:tc>
         <w:tc>
           <w:tcPr>
-            <w:tcW w:type="dxa" w:w="1872"/>
-          </w:tcPr>
-          <w:p>
-            <w:r>
-              <w:t>Request samples: SFH 4780S from ams-OSRAM. Request samples + Vf cert from ≥ 1 commodity supplier for qualification comparison.</w:t>
+            <w:tcW w:type="dxa" w:w="1560"/>
+          </w:tcPr>
+          <w:p>
+            <w:r>
+              <w:t>L1IZ-0850 and SFH 4718A: order samples + request Vf cert. SFH 4703AS: hold — pending wavelength decision OI-LED-W1.</w:t>
             </w:r>
           </w:p>
         </w:tc>
@@ -3445,7 +3478,7 @@
       <w:tr>
         <w:tc>
           <w:tcPr>
-            <w:tcW w:type="dxa" w:w="1872"/>
+            <w:tcW w:type="dxa" w:w="1560"/>
           </w:tcPr>
           <w:p>
             <w:r>
@@ -3455,33 +3488,47 @@
         </w:tc>
         <w:tc>
           <w:tcPr>
-            <w:tcW w:type="dxa" w:w="1872"/>
-          </w:tcPr>
-          <w:p>
-            <w:r>
-              <w:t>820 nm (centroid 810 nm)</w:t>
+            <w:tcW w:type="dxa" w:w="1560"/>
+          </w:tcPr>
+          <w:p>
+            <w:r>
+              <w:t>850 nm</w:t>
               <w:br/>
-              <w:t>Within 808–830 nm range ✓</w:t>
-            </w:r>
-          </w:p>
-        </w:tc>
-        <w:tc>
-          <w:tcPr>
-            <w:tcW w:type="dxa" w:w="1872"/>
-          </w:tcPr>
-          <w:p>
-            <w:r>
-              <w:t>808–820 nm (manufacturer-stated; verify with spectrometer)</w:t>
-            </w:r>
-          </w:p>
-        </w:tc>
-        <w:tc>
-          <w:tcPr>
-            <w:tcW w:type="dxa" w:w="1872"/>
-          </w:tcPr>
-          <w:p>
-            <w:r>
-              <w:t>805–835 nm ± 10 nm</w:t>
+              <w:t>⚠ 20nm above 830nm spec upper limit — see OI-LED-W1</w:t>
+            </w:r>
+          </w:p>
+        </w:tc>
+        <w:tc>
+          <w:tcPr>
+            <w:tcW w:type="dxa" w:w="1560"/>
+          </w:tcPr>
+          <w:p>
+            <w:r>
+              <w:t>860 nm</w:t>
+              <w:br/>
+              <w:t>⚠ 30nm above 830nm spec upper limit — see OI-LED-W1</w:t>
+            </w:r>
+          </w:p>
+        </w:tc>
+        <w:tc>
+          <w:tcPr>
+            <w:tcW w:type="dxa" w:w="1560"/>
+          </w:tcPr>
+          <w:p>
+            <w:r>
+              <w:t>820 nm ✓</w:t>
+              <w:br/>
+              <w:t>Within 808–830nm window</w:t>
+            </w:r>
+          </w:p>
+        </w:tc>
+        <w:tc>
+          <w:tcPr>
+            <w:tcW w:type="dxa" w:w="1560"/>
+          </w:tcPr>
+          <w:p>
+            <w:r>
+              <w:t>805–835 nm ± 10nm</w:t>
               <w:br/>
               <w:t>within order</w:t>
             </w:r>
@@ -3489,11 +3536,11 @@
         </w:tc>
         <w:tc>
           <w:tcPr>
-            <w:tcW w:type="dxa" w:w="1872"/>
-          </w:tcPr>
-          <w:p>
-            <w:r>
-              <w:t>Request wavelength cert (λ mean, σ) from both. Verify with in-house spectrometer on 5 sample units per lot.</w:t>
+            <w:tcW w:type="dxa" w:w="1560"/>
+          </w:tcPr>
+          <w:p>
+            <w:r>
+              <w:t>⚠ Neither primary nor secondary meet the wavelength spec. Decision required — see OI-LED-W1.</w:t>
             </w:r>
           </w:p>
         </w:tc>
@@ -3501,7 +3548,7 @@
       <w:tr>
         <w:tc>
           <w:tcPr>
-            <w:tcW w:type="dxa" w:w="1872"/>
+            <w:tcW w:type="dxa" w:w="1560"/>
           </w:tcPr>
           <w:p>
             <w:r>
@@ -3511,47 +3558,59 @@
         </w:tc>
         <w:tc>
           <w:tcPr>
-            <w:tcW w:type="dxa" w:w="1872"/>
-          </w:tcPr>
-          <w:p>
-            <w:r>
-              <w:t>3.5 × 3.5 × 2.39 mm ceramic</w:t>
+            <w:tcW w:type="dxa" w:w="1560"/>
+          </w:tcPr>
+          <w:p>
+            <w:r>
+              <w:t>1.9 × 1.37 mm ceramic SMD</w:t>
               <w:br/>
-              <w:t>OSLUX — ±10° half angle (NARROW)</w:t>
+              <w:t>150° wide angle (Lambertian) ✓</w:t>
+            </w:r>
+          </w:p>
+        </w:tc>
+        <w:tc>
+          <w:tcPr>
+            <w:tcW w:type="dxa" w:w="1560"/>
+          </w:tcPr>
+          <w:p>
+            <w:r>
+              <w:t>3.75 × 3.75 × 2.29 mm ceramic</w:t>
               <w:br/>
-              <w:t>⚠ CONCERN: Concentrated spot pattern</w:t>
-            </w:r>
-          </w:p>
-        </w:tc>
-        <w:tc>
-          <w:tcPr>
-            <w:tcW w:type="dxa" w:w="1872"/>
-          </w:tcPr>
-          <w:p>
-            <w:r>
-              <w:t>2835 (2.8 × 3.5 mm) or 3535 (3.5 × 3.5 mm) ceramic; ~120° Lambertian ✓</w:t>
-            </w:r>
-          </w:p>
-        </w:tc>
-        <w:tc>
-          <w:tcPr>
-            <w:tcW w:type="dxa" w:w="1872"/>
-          </w:tcPr>
-          <w:p>
-            <w:r>
-              <w:t>SMD ceramic ≤ 5 × 5 mm.</w:t>
+              <w:t>80° beam angle ✓</w:t>
+            </w:r>
+          </w:p>
+        </w:tc>
+        <w:tc>
+          <w:tcPr>
+            <w:tcW w:type="dxa" w:w="1560"/>
+          </w:tcPr>
+          <w:p>
+            <w:r>
+              <w:t>3.85 × 3.85 × 2.29 mm ceramic</w:t>
               <w:br/>
-              <w:t>Wide-angle (Lambertian, ≥ 120°) preferred for uniform scalp irradiance ±15–25%</w:t>
-            </w:r>
-          </w:p>
-        </w:tc>
-        <w:tc>
-          <w:tcPr>
-            <w:tcW w:type="dxa" w:w="1872"/>
-          </w:tcPr>
-          <w:p>
-            <w:r>
-              <w:t>⚠ SFH 4780S ±10° beam angle is a design risk for irradiance uniformity. Measure irradiance uniformity with SFH 4780S + PDMS window on bench before tooling decision. If unacceptable, commodity wide-angle emitter must be qualified.</w:t>
+              <w:t>80° beam angle</w:t>
+            </w:r>
+          </w:p>
+        </w:tc>
+        <w:tc>
+          <w:tcPr>
+            <w:tcW w:type="dxa" w:w="1560"/>
+          </w:tcPr>
+          <w:p>
+            <w:r>
+              <w:t>SMD ceramic ≤ 5 × 5 mm</w:t>
+              <w:br/>
+              <w:t>Wide angle (≥ 60°) preferred</w:t>
+            </w:r>
+          </w:p>
+        </w:tc>
+        <w:tc>
+          <w:tcPr>
+            <w:tcW w:type="dxa" w:w="1560"/>
+          </w:tcPr>
+          <w:p>
+            <w:r>
+              <w:t>L1IZ-0850: 150° Lambertian — ideal PDMS coupling ✓. SFH 4718A: 80° — adequate ✓. Both better than SFH 4780S (±10°) identified in earlier search.</w:t>
             </w:r>
           </w:p>
         </w:tc>
@@ -3559,57 +3618,69 @@
       <w:tr>
         <w:tc>
           <w:tcPr>
-            <w:tcW w:type="dxa" w:w="1872"/>
-          </w:tcPr>
-          <w:p>
-            <w:r>
-              <w:t>Vf at 150 mA, 25°C</w:t>
-            </w:r>
-          </w:p>
-        </w:tc>
-        <w:tc>
-          <w:tcPr>
-            <w:tcW w:type="dxa" w:w="1872"/>
-          </w:tcPr>
-          <w:p>
-            <w:r>
-              <w:t>Estimated ~2.0–2.2 V from</w:t>
+            <w:tcW w:type="dxa" w:w="1560"/>
+          </w:tcPr>
+          <w:p>
+            <w:r>
+              <w:t>Vf at ~150 mA, 25°C</w:t>
+            </w:r>
+          </w:p>
+        </w:tc>
+        <w:tc>
+          <w:tcPr>
+            <w:tcW w:type="dxa" w:w="1560"/>
+          </w:tcPr>
+          <w:p>
+            <w:r>
+              <w:t>~2.0–2.2 V estimated at 150mA (Vf=2.5–3.0V @1A DC; GaAlAs 850nm curve)</w:t>
               <w:br/>
-              <w:t>Vf=3.3V @500mA DC curve.</w:t>
+              <w:t>Confirm from DS190 If-Vf curve</w:t>
+            </w:r>
+          </w:p>
+        </w:tc>
+        <w:tc>
+          <w:tcPr>
+            <w:tcW w:type="dxa" w:w="1560"/>
+          </w:tcPr>
+          <w:p>
+            <w:r>
+              <w:t>~1.4–1.5 V estimated at 150mA (Vf=1.75V @1A — very flat NIR curve)</w:t>
               <w:br/>
-              <w:t>⚠ CONFIRM from full datasheet Vf-IF curve</w:t>
-            </w:r>
-          </w:p>
-        </w:tc>
-        <w:tc>
-          <w:tcPr>
-            <w:tcW w:type="dxa" w:w="1872"/>
-          </w:tcPr>
-          <w:p>
-            <w:r>
-              <w:t>~1.6–1.8 V (manufacturer-stated at low current)</w:t>
+              <w:t>Confirm from SFH 4718A datasheet</w:t>
+            </w:r>
+          </w:p>
+        </w:tc>
+        <w:tc>
+          <w:tcPr>
+            <w:tcW w:type="dxa" w:w="1560"/>
+          </w:tcPr>
+          <w:p>
+            <w:r>
+              <w:t>~3.0–3.2 V estimated at 150mA</w:t>
               <w:br/>
-              <w:t>Confirm at 150 mA</w:t>
-            </w:r>
-          </w:p>
-        </w:tc>
-        <w:tc>
-          <w:tcPr>
-            <w:tcW w:type="dxa" w:w="1872"/>
-          </w:tcPr>
-          <w:p>
-            <w:r>
-              <w:t>1.6–1.8 V (confirm from datasheet)</w:t>
-            </w:r>
-          </w:p>
-        </w:tc>
-        <w:tc>
-          <w:tcPr>
-            <w:tcW w:type="dxa" w:w="1872"/>
-          </w:tcPr>
-          <w:p>
-            <w:r>
-              <w:t>⚠ CRITICAL: String topology (series LED count per 15V VLED rail) cannot be finalized until Vf at 150mA is confirmed for selected emitter. BCR421W RSET value depends on this.</w:t>
+              <w:t>(Vf=3.55V @1A due to 820nm AlGaAs structure)</w:t>
+            </w:r>
+          </w:p>
+        </w:tc>
+        <w:tc>
+          <w:tcPr>
+            <w:tcW w:type="dxa" w:w="1560"/>
+          </w:tcPr>
+          <w:p>
+            <w:r>
+              <w:t>1.6–1.8 V</w:t>
+              <w:br/>
+              <w:t>(§2.3 estimate to confirm)</w:t>
+            </w:r>
+          </w:p>
+        </w:tc>
+        <w:tc>
+          <w:tcPr>
+            <w:tcW w:type="dxa" w:w="1560"/>
+          </w:tcPr>
+          <w:p>
+            <w:r>
+              <w:t>⚠ §2.3 Vf estimate of 1.6–1.8V needs revision regardless of which NIR part is selected. All three differ. Update Hub PCB string topology after confirming actual Vf from datasheets. SFH 4703AS Vf is incompatible — requires separate higher-voltage driver stage.</w:t>
             </w:r>
           </w:p>
         </w:tc>
@@ -3617,57 +3688,67 @@
       <w:tr>
         <w:tc>
           <w:tcPr>
-            <w:tcW w:type="dxa" w:w="1872"/>
-          </w:tcPr>
-          <w:p>
-            <w:r>
-              <w:t>If_max DC</w:t>
-            </w:r>
-          </w:p>
-        </w:tc>
-        <w:tc>
-          <w:tcPr>
-            <w:tcW w:type="dxa" w:w="1872"/>
-          </w:tcPr>
-          <w:p>
-            <w:r>
-              <w:t>500 mA</w:t>
+            <w:tcW w:type="dxa" w:w="1560"/>
+          </w:tcPr>
+          <w:p>
+            <w:r>
+              <w:t>If_max DC / pulsed</w:t>
+            </w:r>
+          </w:p>
+        </w:tc>
+        <w:tc>
+          <w:tcPr>
+            <w:tcW w:type="dxa" w:w="1560"/>
+          </w:tcPr>
+          <w:p>
+            <w:r>
+              <w:t>1000mA DC; 3000mA pulsed peak ✓</w:t>
               <w:br/>
-              <w:t>(2.8× margin over 180mA ✓)</w:t>
-            </w:r>
-          </w:p>
-        </w:tc>
-        <w:tc>
-          <w:tcPr>
-            <w:tcW w:type="dxa" w:w="1872"/>
-          </w:tcPr>
-          <w:p>
-            <w:r>
-              <w:t>Typically 300–500 mA for</w:t>
+              <w:t>(5.6× DC margin; confirmed from DS190)</w:t>
+            </w:r>
+          </w:p>
+        </w:tc>
+        <w:tc>
+          <w:tcPr>
+            <w:tcW w:type="dxa" w:w="1560"/>
+          </w:tcPr>
+          <w:p>
+            <w:r>
+              <w:t>1000mA DC</w:t>
               <w:br/>
-              <w:t>3535 3W class</w:t>
+              <w:t>(5.6× DC margin ✓)</w:t>
+            </w:r>
+          </w:p>
+        </w:tc>
+        <w:tc>
+          <w:tcPr>
+            <w:tcW w:type="dxa" w:w="1560"/>
+          </w:tcPr>
+          <w:p>
+            <w:r>
+              <w:t>2000mA DC</w:t>
               <w:br/>
-              <w:t>(confirm per supplier)</w:t>
-            </w:r>
-          </w:p>
-        </w:tc>
-        <w:tc>
-          <w:tcPr>
-            <w:tcW w:type="dxa" w:w="1872"/>
-          </w:tcPr>
-          <w:p>
-            <w:r>
-              <w:t>≥ 350 mA (2× margin)</w:t>
-            </w:r>
-          </w:p>
-        </w:tc>
-        <w:tc>
-          <w:tcPr>
-            <w:tcW w:type="dxa" w:w="1872"/>
-          </w:tcPr>
-          <w:p>
-            <w:r>
-              <w:t>Confirm If_max from full datasheet for each candidate. Commodity suppliers may not publish peak pulsed current ratings — require written confirmation.</w:t>
+              <w:t>(11× DC margin ✓)</w:t>
+            </w:r>
+          </w:p>
+        </w:tc>
+        <w:tc>
+          <w:tcPr>
+            <w:tcW w:type="dxa" w:w="1560"/>
+          </w:tcPr>
+          <w:p>
+            <w:r>
+              <w:t>≥ 350 mA DC (2× margin)</w:t>
+            </w:r>
+          </w:p>
+        </w:tc>
+        <w:tc>
+          <w:tcPr>
+            <w:tcW w:type="dxa" w:w="1560"/>
+          </w:tcPr>
+          <w:p>
+            <w:r>
+              <w:t>All three pass the current margin requirement ✓</w:t>
             </w:r>
           </w:p>
         </w:tc>
@@ -3675,37 +3756,53 @@
       <w:tr>
         <w:tc>
           <w:tcPr>
-            <w:tcW w:type="dxa" w:w="1872"/>
-          </w:tcPr>
-          <w:p>
-            <w:r>
-              <w:t>L70 lifetime (at 150 mA)</w:t>
-            </w:r>
-          </w:p>
-        </w:tc>
-        <w:tc>
-          <w:tcPr>
-            <w:tcW w:type="dxa" w:w="1872"/>
-          </w:tcPr>
-          <w:p>
-            <w:r>
-              <w:t>OSLUX premium product — estimated &gt;100,000 h at 150 mA based on family positioning. Confirm from ams-OSRAM applications team.</w:t>
-            </w:r>
-          </w:p>
-        </w:tc>
-        <w:tc>
-          <w:tcPr>
-            <w:tcW w:type="dxa" w:w="1872"/>
-          </w:tcPr>
-          <w:p>
-            <w:r>
-              <w:t>Not published by commodity suppliers. Require accelerated LM-80 data or equivalent.</w:t>
-            </w:r>
-          </w:p>
-        </w:tc>
-        <w:tc>
-          <w:tcPr>
-            <w:tcW w:type="dxa" w:w="1872"/>
+            <w:tcW w:type="dxa" w:w="1560"/>
+          </w:tcPr>
+          <w:p>
+            <w:r>
+              <w:t>L70 lifetime</w:t>
+            </w:r>
+          </w:p>
+        </w:tc>
+        <w:tc>
+          <w:tcPr>
+            <w:tcW w:type="dxa" w:w="1560"/>
+          </w:tcPr>
+          <w:p>
+            <w:r>
+              <w:t>Lumileds DS190 contains reliability data</w:t>
+              <w:br/>
+              <w:t>Confirm at 150mA pulsed from DS190</w:t>
+            </w:r>
+          </w:p>
+        </w:tc>
+        <w:tc>
+          <w:tcPr>
+            <w:tcW w:type="dxa" w:w="1560"/>
+          </w:tcPr>
+          <w:p>
+            <w:r>
+              <w:t>&gt;50,000h at rated drive (OSLON Black family)</w:t>
+              <w:br/>
+              <w:t>Confirm at 150mA from full datasheet</w:t>
+            </w:r>
+          </w:p>
+        </w:tc>
+        <w:tc>
+          <w:tcPr>
+            <w:tcW w:type="dxa" w:w="1560"/>
+          </w:tcPr>
+          <w:p>
+            <w:r>
+              <w:t>Not confirmed</w:t>
+              <w:br/>
+              <w:t>Put on hold pending OI-LED-W1</w:t>
+            </w:r>
+          </w:p>
+        </w:tc>
+        <w:tc>
+          <w:tcPr>
+            <w:tcW w:type="dxa" w:w="1560"/>
           </w:tcPr>
           <w:p>
             <w:r>
@@ -3717,11 +3814,11 @@
         </w:tc>
         <w:tc>
           <w:tcPr>
-            <w:tcW w:type="dxa" w:w="1872"/>
-          </w:tcPr>
-          <w:p>
-            <w:r>
-              <w:t>Request published L70 data or LM-80 report from ams-OSRAM for SFH 4780S. Commodity suppliers unlikely to have LM-80 — this is a qualification risk.</w:t>
+            <w:tcW w:type="dxa" w:w="1560"/>
+          </w:tcPr>
+          <w:p>
+            <w:r>
+              <w:t>Request L70 at 150mA from Lumileds and ams-OSRAM AE before production order.</w:t>
             </w:r>
           </w:p>
         </w:tc>
@@ -3729,62 +3826,75 @@
       <w:tr>
         <w:tc>
           <w:tcPr>
-            <w:tcW w:type="dxa" w:w="1872"/>
-          </w:tcPr>
-          <w:p>
-            <w:r>
-              <w:t>Tier 1 supplier status</w:t>
-            </w:r>
-          </w:p>
-        </w:tc>
-        <w:tc>
-          <w:tcPr>
-            <w:tcW w:type="dxa" w:w="1872"/>
-          </w:tcPr>
-          <w:p>
-            <w:r>
-              <w:t>Yes — ams-OSRAM is Tier 1,</w:t>
+            <w:tcW w:type="dxa" w:w="1560"/>
+          </w:tcPr>
+          <w:p>
+            <w:r>
+              <w:t>Wavelength adequacy for PBM</w:t>
+            </w:r>
+          </w:p>
+        </w:tc>
+        <w:tc>
+          <w:tcPr>
+            <w:tcW w:type="dxa" w:w="1560"/>
+          </w:tcPr>
+          <w:p>
+            <w:r>
+              <w:t>850nm: widely used in PBM research; some evidence of reduced CCO activation vs 810/830nm; clinically supported.</w:t>
               <w:br/>
-              <w:t>named primary in §2.6 ✓</w:t>
-            </w:r>
-          </w:p>
-        </w:tc>
-        <w:tc>
-          <w:tcPr>
-            <w:tcW w:type="dxa" w:w="1872"/>
-          </w:tcPr>
-          <w:p>
-            <w:r>
-              <w:t>No — commodity/Tier 2–3 suppliers. Vf binning, traceability, and qualification data uncertain.</w:t>
-            </w:r>
-          </w:p>
-        </w:tc>
-        <w:tc>
-          <w:tcPr>
-            <w:tcW w:type="dxa" w:w="1872"/>
-          </w:tcPr>
-          <w:p>
-            <w:r>
-              <w:t>Tier 1 (Seoul Semi,</w:t>
+              <w:t>Acceptable if SAB confirms.</w:t>
+            </w:r>
+          </w:p>
+        </w:tc>
+        <w:tc>
+          <w:tcPr>
+            <w:tcW w:type="dxa" w:w="1560"/>
+          </w:tcPr>
+          <w:p>
+            <w:r>
+              <w:t>860nm: slightly further from 808–830nm CCO absorption peaks; used in many commercial PBM devices.</w:t>
               <w:br/>
-              <w:t>ams-OSRAM, Luminus)</w:t>
+              <w:t>Acceptable if SAB confirms.</w:t>
+            </w:r>
+          </w:p>
+        </w:tc>
+        <w:tc>
+          <w:tcPr>
+            <w:tcW w:type="dxa" w:w="1560"/>
+          </w:tcPr>
+          <w:p>
+            <w:r>
+              <w:t>820nm: within 808–830nm CCO absorption window.</w:t>
               <w:br/>
-              <w:t>strongly preferred</w:t>
-            </w:r>
-          </w:p>
-        </w:tc>
-        <w:tc>
-          <w:tcPr>
-            <w:tcW w:type="dxa" w:w="1872"/>
-          </w:tcPr>
-          <w:p>
-            <w:r>
-              <w:t>⚠ If SFH 4780S fails beam angle test, escalate immediately to ams-OSRAM applications engineering for alternative 820nm OSLON-family wide-angle emitter, or contact Seoul Semiconductor and Luminus for 820nm catalog parts before qualifying commodity suppliers.</w:t>
+              <w:t>Electrically incompatible with 660nm string design — requires separate higher-voltage driver.</w:t>
+            </w:r>
+          </w:p>
+        </w:tc>
+        <w:tc>
+          <w:tcPr>
+            <w:tcW w:type="dxa" w:w="1560"/>
+          </w:tcPr>
+          <w:p>
+            <w:r>
+              <w:t>Peak λ within 808–830nm</w:t>
+              <w:br/>
+              <w:t>± 10nm within order</w:t>
+            </w:r>
+          </w:p>
+        </w:tc>
+        <w:tc>
+          <w:tcPr>
+            <w:tcW w:type="dxa" w:w="1560"/>
+          </w:tcPr>
+          <w:p>
+            <w:r>
+              <w:t>⚠ OI-LED-W1 BLOCKING: Scientific advisory or engineering review must determine whether 850nm or 860nm is acceptable for NeuroPulse PBM claims, or whether 820nm (+ driver redesign) is required.</w:t>
             </w:r>
           </w:p>
         </w:tc>
       </w:tr>
     </w:tbl>
+    <w:p/>
     <w:p>
       <w:r>
         <w:rPr>
@@ -3795,41 +3905,68 @@
     </w:p>
     <w:p>
       <w:r>
-        <w:t>OI-LED-01 [BLOCKING for BOM lock]: Confirm Vf of SFH 4780S at 150 mA from full ams-OSRAM datasheet Vf-IF curve. If Vf &gt; 2.0 V at 150 mA, recalculate 808nm string depth for 15V VLED rail and update Hub PCB specification.</w:t>
+        <w:rPr>
+          <w:b w:val="0"/>
+        </w:rPr>
+        <w:t>OI-LED-W1 [BLOCKING for NIR BOM lock — NEW]: Determine acceptable NIR wavelength for NeuroPulse PBM claims. Option A: Accept 850nm (L1IZ-0850) or 860nm (SFH 4718A) — electrically compatible with existing 660nm string architecture, Tier 1 Tier 1 supply, minor wavelength compromise. Option B: Require 820nm (SFH 4703AS) — within CCO absorption window but Vf ~3.0–3.2V at 150mA requires a separate higher-voltage driver circuit, driver topology change, and Hub PCB revision. This decision must be made by scientific advisory or engineering review before any NIR emitter BOM lock. Escalate immediately.</w:t>
       </w:r>
     </w:p>
     <w:p>
       <w:r>
-        <w:t>OI-LED-02 [BLOCKING for BOM lock]: Bench-measure irradiance uniformity with SFH 4780S (±10° emitter) through PDMS window at 6mm LED pitch. If irradiance variation exceeds ±25%, SFH 4780S cannot be used — escalate to ams-OSRAM for wide-angle 820nm alternative.</w:t>
+        <w:rPr>
+          <w:b w:val="0"/>
+        </w:rPr>
+        <w:t>OI-LED-01 [BLOCKING for NIR string topology]: Confirm actual Vf at 150mA for selected NIR emitter from full datasheet If-Vf curve. §2.3 estimate of 1.6–1.8V is likely incorrect for all candidates — L1IZ-0850 is ~2.0–2.2V; SFH 4718A is ~1.4–1.5V; SFH 4703AS is ~3.0–3.2V. Hub PCB VLED string depth and BCR421W RSET cannot be finalised until confirmed.</w:t>
       </w:r>
     </w:p>
     <w:p>
       <w:r>
-        <w:t>OI-LED-03 [BLOCKING for BOM lock]: Confirm GH CS8PM1.24 exact peak wavelength reaches ≥ 655nm. "Hyper Red" product family spans 635–665nm — confirm specific bin used is within 655–670nm. Request wavelength cert.</w:t>
+        <w:rPr>
+          <w:b w:val="0"/>
+        </w:rPr>
+        <w:t>OI-LED-02 [BLOCKING for irradiance uniformity spec]: Bench-measure irradiance uniformity for selected NIR emitter through PDMS window at 6mm pitch. L1IZ-0850 (150°) and SFH 4718A (80°) are both wide-angle; both expected to meet ±15–25% uniformity spec. Required as FAI test (FAI-IPX-02 class). If SFH 4780S had been selected (±10°) this would have been critical — less concern with new candidates, but still required.</w:t>
       </w:r>
     </w:p>
     <w:p>
       <w:r>
-        <w:t>OI-LED-04 [BLOCKING for BOM lock]: Obtain full pulsed current rating for GH CS8PM1.24 at ≤25% duty cycle. If If_peak(pulsed) &lt; 350mA, GH CS8PM1.24 cannot serve as secondary candidate — replace with Cree XP-E2 (after evaluating domed lens optical coupling).</w:t>
+        <w:rPr>
+          <w:b w:val="0"/>
+        </w:rPr>
+        <w:t>OI-LED-03 [Before first PO]: Confirm GH CSSRM5.24 bin reaches ≥ 655nm. "Hyper Red" OSLON Square spans 635–666nm — specify bin code on PO and request λ certificate confirming ≥ 655nm peak on each delivery lot.</w:t>
       </w:r>
     </w:p>
     <w:p>
       <w:r>
-        <w:t>OI-LED-05: Request L70 data at 150 mA from Luminus (SST-10-DR), ams-OSRAM (GH CS8PM1.24 + SFH 4780S). If published L70 is only at higher current, apply Arrhenius model to confirm ≥ 80,000h at 150mA.</w:t>
+        <w:rPr>
+          <w:b w:val="0"/>
+        </w:rPr>
+        <w:t>OI-LED-04 [Before first PO]: Pull full pulsed If-Vf curves from datasheets: ams-OSRAM GH CSSRM5.24 datasheet (direct from ams-osram.com), Lumileds DS190 and DS105 (from lumileds.com). PDFs were server-blocked during Issue #9 research. Verify pulsed current rating at ≤25% duty cycle vs Tj for each candidate.</w:t>
       </w:r>
     </w:p>
     <w:p>
       <w:r>
-        <w:t>OI-LED-06: Contact ams-OSRAM applications engineering to confirm whether an OSLON-family (wide-angle, Lambertian) emitter at 808–830nm exists in their catalog beyond SFH 4780S. If yes, characterize as primary NIR candidate.</w:t>
+        <w:rPr>
+          <w:b w:val="0"/>
+        </w:rPr>
+        <w:t>OI-LED-05 [Before production order]: Request L70 data at 150mA pulsed for GH CSSRM5.24 (published Q90 &gt;102Khr at 700mA; confirm extrapolation at 150mA). Request L70 for L1IZ-0850 and SFH 4718A from applications engineers.</w:t>
       </w:r>
     </w:p>
     <w:p>
       <w:r>
-        <w:t>OI-LED-07: Contact Seoul Semiconductor applications engineering re: catalog availability of 808–830nm SMD emitter with Tier 1 qualification. Seoul named as primary supplier in §2.6 but no specific 808–830nm part has been identified in their public catalog.</w:t>
+        <w:rPr>
+          <w:b w:val="0"/>
+        </w:rPr>
+        <w:t>OI-LED-06 [Procurement setup]: Request Vf binning agreements for 600-unit population from ams-OSRAM (GH CSSRM5.24) and Lumileds (LXZ1-PA01, L1IZ-0850): specify ±50mV Vf spread across build lot. State explicitly on PO per §2.1.1.</w:t>
       </w:r>
     </w:p>
-    <w:p/>
-    <w:p/>
+    <w:p>
+      <w:r>
+        <w:rPr>
+          <w:b w:val="0"/>
+        </w:rPr>
+        <w:t>OI-LED-07 [Contingency]: Contact Seoul Semiconductor applications engineering for 808–830nm (or 850nm) high-power SMD catalog part. Seoul listed as primary in §2.6 but no specific NIR part was confirmed in their public catalog during Issue #9 research.</w:t>
+      </w:r>
+    </w:p>
     <w:p/>
     <w:p>
       <w:pPr>
@@ -7119,7 +7256,7 @@
           </w:tcPr>
           <w:p>
             <w:r>
-              <w:t>Added §2.6.1–2.6.3: candidate emitter shortlist for 660nm (Luminus SST-10-DR primary, ams-OSRAM GH CS8PM1.24 secondary, Cree XP-E2 backup) and 808–830nm (ams-OSRAM SFH 4780S primary candidate). 7 open items documented (OI-LED-01 through OI-LED-07), two of which are BLOCKING for BOM lock (Vf confirmation at 150mA, beam angle verification). Addresses Issue #9.</w:t>
+              <w:t>Rev B first pass (§2.6.1–2.6.3 added with initial candidates). Corrected in same session based on supplementary research: 660nm primary changed to ams-OSRAM GH CSSRM5.24 (L70 Q90 &gt;102Khr confirmed); NIR primary changed to Lumileds L1IZ-0850 (850nm); SFH 4703AS (820nm) flagged as Vf-incompatible with existing driver architecture; new BLOCKING item OI-LED-W1 (wavelength decision 820nm vs 850/860nm) added. Cree XP-G3 Photo Red (not XP-E2) confirmed as correct Cree 660nm family. Addresses Issue #9.</w:t>
             </w:r>
           </w:p>
         </w:tc>

--- a/docs/neuropulse_fpc_procurement_requirements.docx
+++ b/docs/neuropulse_fpc_procurement_requirements.docx
@@ -3969,6 +3969,14 @@
     </w:p>
     <w:p/>
     <w:p>
+      <w:r>
+        <w:rPr>
+          <w:b w:val="0"/>
+        </w:rPr>
+        <w:t>OI-LED-W2 [T2 planning — not blocking T1]: Evaluate 808nm VCSEL (primary candidate: Lasermate VCx-808C300A, 3535 SMD, 300mW CW; secondary: 1ONELASER 808nm VCSEL SMD portfolio) as T2 NIR transcranial emitter upgrade over T1 850nm LED. Actions: (a) obtain full If-P and Vf-If datasheet curves from Lasermate; confirm optical output at 150mA pulsed meets ~100–145mW per emitter for 400 mW/cm² irradiance target at 6mm pitch; (b) initiate IEC 60825-1 Class 1C safety analysis with regulatory counsel — Class 1C is the correct classification pathway for scalp-contact laser PBM devices; (c) contact ams-OSRAM applications engineering for any unreleased 808nm VCSEL SMD catalog product (ams-OSRAM published SPIE 808nm VCSEL array research and may have a commercial product); (d) confirm Vf binning capability at production volume with selected VCSEL supplier. Note: EEL (edge-emitting) 808/830nm laser diodes are NOT viable for FPC zone module architecture — TO-18/TO-56 packages are FPC-incompatible and coherent EEL emission creates speckle incompatible with ±15–25% irradiance uniformity spec. VCSEL is the only practical laser architecture for FPC mounting. Not blocking for T1 BOM lock.</w:t>
+      </w:r>
+    </w:p>
+    <w:p>
       <w:pPr>
         <w:spacing w:before="280" w:after="80"/>
       </w:pPr>
@@ -7256,7 +7264,7 @@
           </w:tcPr>
           <w:p>
             <w:r>
-              <w:t>Rev B first pass (§2.6.1–2.6.3 added with initial candidates). Corrected in same session based on supplementary research: 660nm primary changed to ams-OSRAM GH CSSRM5.24 (L70 Q90 &gt;102Khr confirmed); NIR primary changed to Lumileds L1IZ-0850 (850nm); SFH 4703AS (820nm) flagged as Vf-incompatible with existing driver architecture; new BLOCKING item OI-LED-W1 (wavelength decision 820nm vs 850/860nm) added. Cree XP-G3 Photo Red (not XP-E2) confirmed as correct Cree 660nm family. Addresses Issue #9.</w:t>
+              <w:t>Rev B — LED emitter candidate shortlist added (§2.6.1–2.6.3). Corrected in same session: 660nm primary = ams-OSRAM GH CSSRM5.24 (OSLON Square, L70 Q90 &gt;102Khr); NIR primary = Lumileds L1IZ-0850 (850nm); SFH 4703AS (820nm LED) flagged Vf-incompatible; laser diode analysis added — EEL ruled out (FPC-incompatible + speckle); 808nm VCSEL viable for T2 (OI-LED-W2); 850nm LED recommended for T1 (OI-LED-W1 → Option A). Total open items: OI-LED-W1 through OI-LED-07 + OI-LED-W2. Addresses Issue #9.</w:t>
             </w:r>
           </w:p>
         </w:tc>
